--- a/Ethical_Hacking/Bettercap/7.Detect_ARP_Spoofing.docx
+++ b/Ethical_Hacking/Bettercap/7.Detect_ARP_Spoofing.docx
@@ -1,6 +1,6 @@
 
 <file path=word/document.xml><?xml version="1.0" encoding="utf-8"?>
-<w:document xmlns:wpc="http://schemas.microsoft.com/office/word/2010/wordprocessingCanvas" xmlns:cx="http://schemas.microsoft.com/office/drawing/2014/chartex" xmlns:cx1="http://schemas.microsoft.com/office/drawing/2015/9/8/chartex" xmlns:cx2="http://schemas.microsoft.com/office/drawing/2015/10/21/chartex" xmlns:cx3="http://schemas.microsoft.com/office/drawing/2016/5/9/chartex" xmlns:cx4="http://schemas.microsoft.com/office/drawing/2016/5/10/chartex" xmlns:cx5="http://schemas.microsoft.com/office/drawing/2016/5/11/chartex" xmlns:cx6="http://schemas.microsoft.com/office/drawing/2016/5/12/chartex" xmlns:cx7="http://schemas.microsoft.com/office/drawing/2016/5/13/chartex" xmlns:cx8="http://schemas.microsoft.com/office/drawing/2016/5/14/chartex" xmlns:mc="http://schemas.openxmlformats.org/markup-compatibility/2006" xmlns:aink="http://schemas.microsoft.com/office/drawing/2016/ink" xmlns:am3d="http://schemas.microsoft.com/office/drawing/2017/model3d" xmlns:o="urn:schemas-microsoft-com:office:office" xmlns:oel="http://schemas.microsoft.com/office/2019/extlst" xmlns:r="http://schemas.openxmlformats.org/officeDocument/2006/relationships" xmlns:m="http://schemas.openxmlformats.org/officeDocument/2006/math" xmlns:v="urn:schemas-microsoft-com:vml" xmlns:wp14="http://schemas.microsoft.com/office/word/2010/wordprocessingDrawing" xmlns:wp="http://schemas.openxmlformats.org/drawingml/2006/wordprocessingDrawing" xmlns:w10="urn:schemas-microsoft-com:office:word" xmlns:w="http://schemas.openxmlformats.org/wordprocessingml/2006/main" xmlns:w14="http://schemas.microsoft.com/office/word/2010/wordml" xmlns:w15="http://schemas.microsoft.com/office/word/2012/wordml" xmlns:w16cex="http://schemas.microsoft.com/office/word/2018/wordml/cex" xmlns:w16cid="http://schemas.microsoft.com/office/word/2016/wordml/cid" xmlns:w16="http://schemas.microsoft.com/office/word/2018/wordml" xmlns:w16sdtdh="http://schemas.microsoft.com/office/word/2020/wordml/sdtdatahash" xmlns:w16se="http://schemas.microsoft.com/office/word/2015/wordml/symex" xmlns:wpg="http://schemas.microsoft.com/office/word/2010/wordprocessingGroup" xmlns:wpi="http://schemas.microsoft.com/office/word/2010/wordprocessingInk" xmlns:wne="http://schemas.microsoft.com/office/word/2006/wordml" xmlns:wps="http://schemas.microsoft.com/office/word/2010/wordprocessingShape" mc:Ignorable="w14 w15 w16se w16cid w16 w16cex w16sdtdh wp14">
+<w:document xmlns:wpc="http://schemas.microsoft.com/office/word/2010/wordprocessingCanvas" xmlns:cx="http://schemas.microsoft.com/office/drawing/2014/chartex" xmlns:cx1="http://schemas.microsoft.com/office/drawing/2015/9/8/chartex" xmlns:cx2="http://schemas.microsoft.com/office/drawing/2015/10/21/chartex" xmlns:cx3="http://schemas.microsoft.com/office/drawing/2016/5/9/chartex" xmlns:cx4="http://schemas.microsoft.com/office/drawing/2016/5/10/chartex" xmlns:cx5="http://schemas.microsoft.com/office/drawing/2016/5/11/chartex" xmlns:cx6="http://schemas.microsoft.com/office/drawing/2016/5/12/chartex" xmlns:cx7="http://schemas.microsoft.com/office/drawing/2016/5/13/chartex" xmlns:cx8="http://schemas.microsoft.com/office/drawing/2016/5/14/chartex" xmlns:mc="http://schemas.openxmlformats.org/markup-compatibility/2006" xmlns:aink="http://schemas.microsoft.com/office/drawing/2016/ink" xmlns:am3d="http://schemas.microsoft.com/office/drawing/2017/model3d" xmlns:o="urn:schemas-microsoft-com:office:office" xmlns:oel="http://schemas.microsoft.com/office/2019/extlst" xmlns:r="http://schemas.openxmlformats.org/officeDocument/2006/relationships" xmlns:m="http://schemas.openxmlformats.org/officeDocument/2006/math" xmlns:v="urn:schemas-microsoft-com:vml" xmlns:wp14="http://schemas.microsoft.com/office/word/2010/wordprocessingDrawing" xmlns:wp="http://schemas.openxmlformats.org/drawingml/2006/wordprocessingDrawing" xmlns:w10="urn:schemas-microsoft-com:office:word" xmlns:w="http://schemas.openxmlformats.org/wordprocessingml/2006/main" xmlns:w14="http://schemas.microsoft.com/office/word/2010/wordml" xmlns:w15="http://schemas.microsoft.com/office/word/2012/wordml" xmlns:w16cex="http://schemas.microsoft.com/office/word/2018/wordml/cex" xmlns:w16cid="http://schemas.microsoft.com/office/word/2016/wordml/cid" xmlns:w16="http://schemas.microsoft.com/office/word/2018/wordml" xmlns:w16du="http://schemas.microsoft.com/office/word/2023/wordml/word16du" xmlns:w16sdtdh="http://schemas.microsoft.com/office/word/2020/wordml/sdtdatahash" xmlns:w16sdtfl="http://schemas.microsoft.com/office/word/2024/wordml/sdtformatlock" xmlns:w16se="http://schemas.microsoft.com/office/word/2015/wordml/symex" xmlns:wpg="http://schemas.microsoft.com/office/word/2010/wordprocessingGroup" xmlns:wpi="http://schemas.microsoft.com/office/word/2010/wordprocessingInk" xmlns:wne="http://schemas.microsoft.com/office/word/2006/wordml" xmlns:wps="http://schemas.microsoft.com/office/word/2010/wordprocessingShape" mc:Ignorable="w14 w15 w16se w16cid w16 w16cex w16sdtdh w16sdtfl w16du wp14">
   <w:body>
     <w:p>
       <w:pPr>
@@ -9,9 +9,11 @@
           <w:bCs/>
         </w:rPr>
       </w:pPr>
+      <w:bookmarkStart w:id="0" w:name="_Toc191962148"/>
       <w:r>
         <w:t>Detect ARP Spoofing</w:t>
       </w:r>
+      <w:bookmarkEnd w:id="0"/>
     </w:p>
     <w:sdt>
       <w:sdtPr>
@@ -51,8 +53,9 @@
             <w:rPr>
               <w:rFonts w:asciiTheme="minorHAnsi" w:eastAsiaTheme="minorEastAsia" w:hAnsiTheme="minorHAnsi" w:cstheme="minorBidi"/>
               <w:noProof/>
-              <w:sz w:val="22"/>
-              <w:szCs w:val="22"/>
+              <w:kern w:val="2"/>
+              <w:sz w:val="24"/>
+              <w14:ligatures w14:val="standardContextual"/>
             </w:rPr>
           </w:pPr>
           <w:r>
@@ -64,13 +67,13 @@
           <w:r>
             <w:fldChar w:fldCharType="separate"/>
           </w:r>
-          <w:hyperlink w:anchor="_Toc85743719" w:history="1">
+          <w:hyperlink w:anchor="_Toc191962148" w:history="1">
             <w:r>
               <w:rPr>
                 <w:rStyle w:val="Hyperlink"/>
                 <w:noProof/>
               </w:rPr>
-              <w:t>Wireshark Capture Login Information</w:t>
+              <w:t>Detect ARP Spoofing</w:t>
             </w:r>
             <w:r>
               <w:rPr>
@@ -91,7 +94,7 @@
                 <w:noProof/>
                 <w:webHidden/>
               </w:rPr>
-              <w:instrText xml:space="preserve"> PAGEREF _Toc85743719 \h </w:instrText>
+              <w:instrText xml:space="preserve"> PAGEREF _Toc191962148 \h </w:instrText>
             </w:r>
             <w:r>
               <w:rPr>
@@ -131,11 +134,12 @@
             <w:rPr>
               <w:rFonts w:asciiTheme="minorHAnsi" w:eastAsiaTheme="minorEastAsia" w:hAnsiTheme="minorHAnsi" w:cstheme="minorBidi"/>
               <w:noProof/>
-              <w:sz w:val="22"/>
-              <w:szCs w:val="22"/>
+              <w:kern w:val="2"/>
+              <w:sz w:val="24"/>
+              <w14:ligatures w14:val="standardContextual"/>
             </w:rPr>
           </w:pPr>
-          <w:hyperlink w:anchor="_Toc85743720" w:history="1">
+          <w:hyperlink w:anchor="_Toc191962149" w:history="1">
             <w:r>
               <w:rPr>
                 <w:rStyle w:val="Hyperlink"/>
@@ -162,7 +166,7 @@
                 <w:noProof/>
                 <w:webHidden/>
               </w:rPr>
-              <w:instrText xml:space="preserve"> PAGEREF _Toc85743720 \h </w:instrText>
+              <w:instrText xml:space="preserve"> PAGEREF _Toc191962149 \h </w:instrText>
             </w:r>
             <w:r>
               <w:rPr>
@@ -202,17 +206,18 @@
             <w:rPr>
               <w:rFonts w:asciiTheme="minorHAnsi" w:eastAsiaTheme="minorEastAsia" w:hAnsiTheme="minorHAnsi" w:cstheme="minorBidi"/>
               <w:noProof/>
-              <w:sz w:val="22"/>
-              <w:szCs w:val="22"/>
+              <w:kern w:val="2"/>
+              <w:sz w:val="24"/>
+              <w14:ligatures w14:val="standardContextual"/>
             </w:rPr>
           </w:pPr>
-          <w:hyperlink w:anchor="_Toc85743721" w:history="1">
+          <w:hyperlink w:anchor="_Toc191962150" w:history="1">
             <w:r>
               <w:rPr>
                 <w:rStyle w:val="Hyperlink"/>
                 <w:noProof/>
               </w:rPr>
-              <w:t>1. View Local IP Address Information</w:t>
+              <w:t>1: View Local IP Address Information</w:t>
             </w:r>
             <w:r>
               <w:rPr>
@@ -233,7 +238,7 @@
                 <w:noProof/>
                 <w:webHidden/>
               </w:rPr>
-              <w:instrText xml:space="preserve"> PAGEREF _Toc85743721 \h </w:instrText>
+              <w:instrText xml:space="preserve"> PAGEREF _Toc191962150 \h </w:instrText>
             </w:r>
             <w:r>
               <w:rPr>
@@ -253,7 +258,7 @@
                 <w:noProof/>
                 <w:webHidden/>
               </w:rPr>
-              <w:t>2</w:t>
+              <w:t>1</w:t>
             </w:r>
             <w:r>
               <w:rPr>
@@ -273,17 +278,18 @@
             <w:rPr>
               <w:rFonts w:asciiTheme="minorHAnsi" w:eastAsiaTheme="minorEastAsia" w:hAnsiTheme="minorHAnsi" w:cstheme="minorBidi"/>
               <w:noProof/>
-              <w:sz w:val="22"/>
-              <w:szCs w:val="22"/>
+              <w:kern w:val="2"/>
+              <w:sz w:val="24"/>
+              <w14:ligatures w14:val="standardContextual"/>
             </w:rPr>
           </w:pPr>
-          <w:hyperlink w:anchor="_Toc85743722" w:history="1">
+          <w:hyperlink w:anchor="_Toc191962151" w:history="1">
             <w:r>
               <w:rPr>
                 <w:rStyle w:val="Hyperlink"/>
                 <w:noProof/>
               </w:rPr>
-              <w:t>2. MITM bettercap with a Caplet File</w:t>
+              <w:t>2: MITM bettercap with a Caplet File</w:t>
             </w:r>
             <w:r>
               <w:rPr>
@@ -304,7 +310,7 @@
                 <w:noProof/>
                 <w:webHidden/>
               </w:rPr>
-              <w:instrText xml:space="preserve"> PAGEREF _Toc85743722 \h </w:instrText>
+              <w:instrText xml:space="preserve"> PAGEREF _Toc191962151 \h </w:instrText>
             </w:r>
             <w:r>
               <w:rPr>
@@ -344,17 +350,18 @@
             <w:rPr>
               <w:rFonts w:asciiTheme="minorHAnsi" w:eastAsiaTheme="minorEastAsia" w:hAnsiTheme="minorHAnsi" w:cstheme="minorBidi"/>
               <w:noProof/>
-              <w:sz w:val="22"/>
-              <w:szCs w:val="22"/>
+              <w:kern w:val="2"/>
+              <w:sz w:val="24"/>
+              <w14:ligatures w14:val="standardContextual"/>
             </w:rPr>
           </w:pPr>
-          <w:hyperlink w:anchor="_Toc85743723" w:history="1">
+          <w:hyperlink w:anchor="_Toc191962152" w:history="1">
             <w:r>
               <w:rPr>
                 <w:rStyle w:val="Hyperlink"/>
                 <w:noProof/>
               </w:rPr>
-              <w:t>3: Wireshark Login Capture</w:t>
+              <w:t>3: Detect ARP Spoofing with arp -a</w:t>
             </w:r>
             <w:r>
               <w:rPr>
@@ -375,7 +382,7 @@
                 <w:noProof/>
                 <w:webHidden/>
               </w:rPr>
-              <w:instrText xml:space="preserve"> PAGEREF _Toc85743723 \h </w:instrText>
+              <w:instrText xml:space="preserve"> PAGEREF _Toc191962152 \h </w:instrText>
             </w:r>
             <w:r>
               <w:rPr>
@@ -415,11 +422,12 @@
             <w:rPr>
               <w:rFonts w:asciiTheme="minorHAnsi" w:eastAsiaTheme="minorEastAsia" w:hAnsiTheme="minorHAnsi" w:cstheme="minorBidi"/>
               <w:noProof/>
-              <w:sz w:val="22"/>
-              <w:szCs w:val="22"/>
+              <w:kern w:val="2"/>
+              <w:sz w:val="24"/>
+              <w14:ligatures w14:val="standardContextual"/>
             </w:rPr>
           </w:pPr>
-          <w:hyperlink w:anchor="_Toc85743724" w:history="1">
+          <w:hyperlink w:anchor="_Toc191962153" w:history="1">
             <w:r>
               <w:rPr>
                 <w:rStyle w:val="Hyperlink"/>
@@ -446,7 +454,7 @@
                 <w:noProof/>
                 <w:webHidden/>
               </w:rPr>
-              <w:instrText xml:space="preserve"> PAGEREF _Toc85743724 \h </w:instrText>
+              <w:instrText xml:space="preserve"> PAGEREF _Toc191962153 \h </w:instrText>
             </w:r>
             <w:r>
               <w:rPr>
@@ -466,7 +474,7 @@
                 <w:noProof/>
                 <w:webHidden/>
               </w:rPr>
-              <w:t>4</w:t>
+              <w:t>3</w:t>
             </w:r>
             <w:r>
               <w:rPr>
@@ -505,11 +513,11 @@
       <w:pPr>
         <w:pStyle w:val="Heading1"/>
       </w:pPr>
-      <w:bookmarkStart w:id="0" w:name="_Toc85743720"/>
+      <w:bookmarkStart w:id="1" w:name="_Toc191962149"/>
       <w:r>
         <w:t>Lab Requirements</w:t>
       </w:r>
-      <w:bookmarkEnd w:id="0"/>
+      <w:bookmarkEnd w:id="1"/>
     </w:p>
     <w:p>
       <w:r>
@@ -539,9 +547,6 @@
       <w:r>
         <w:t>Windows VM</w:t>
       </w:r>
-      <w:r>
-        <w:t xml:space="preserve"> with Google Chrome</w:t>
-      </w:r>
     </w:p>
     <w:p>
       <w:pPr>
@@ -593,7 +598,7 @@
       <w:pPr>
         <w:pStyle w:val="Heading1"/>
       </w:pPr>
-      <w:bookmarkStart w:id="1" w:name="_Toc85743721"/>
+      <w:bookmarkStart w:id="2" w:name="_Toc191962150"/>
       <w:r>
         <w:t>1</w:t>
       </w:r>
@@ -609,7 +614,7 @@
       <w:r>
         <w:t xml:space="preserve"> Local IP Address Information</w:t>
       </w:r>
-      <w:bookmarkEnd w:id="1"/>
+      <w:bookmarkEnd w:id="2"/>
     </w:p>
     <w:p>
       <w:r>
@@ -644,11 +649,13 @@
             <w:pPr>
               <w:pStyle w:val="Code"/>
             </w:pPr>
-            <w:r>
-              <w:t xml:space="preserve">sudo </w:t>
-            </w:r>
-            <w:r>
-              <w:t>ip a</w:t>
+            <w:proofErr w:type="spellStart"/>
+            <w:r>
+              <w:t>ip</w:t>
+            </w:r>
+            <w:proofErr w:type="spellEnd"/>
+            <w:r>
+              <w:t xml:space="preserve"> a</w:t>
             </w:r>
           </w:p>
         </w:tc>
@@ -744,8 +751,13 @@
             <w:pPr>
               <w:pStyle w:val="Code"/>
             </w:pPr>
-            <w:r>
-              <w:t>ip route show</w:t>
+            <w:proofErr w:type="spellStart"/>
+            <w:r>
+              <w:t>ip</w:t>
+            </w:r>
+            <w:proofErr w:type="spellEnd"/>
+            <w:r>
+              <w:t xml:space="preserve"> route show</w:t>
             </w:r>
           </w:p>
         </w:tc>
@@ -807,7 +819,7 @@
       <w:pPr>
         <w:pStyle w:val="Heading1"/>
       </w:pPr>
-      <w:bookmarkStart w:id="2" w:name="_Toc85743722"/>
+      <w:bookmarkStart w:id="3" w:name="_Toc191962151"/>
       <w:r>
         <w:t>2</w:t>
       </w:r>
@@ -820,14 +832,27 @@
       <w:r>
         <w:t xml:space="preserve">MITM </w:t>
       </w:r>
-      <w:r>
-        <w:t>bettercap with a Caplet File</w:t>
-      </w:r>
-      <w:bookmarkEnd w:id="2"/>
+      <w:proofErr w:type="spellStart"/>
+      <w:r>
+        <w:t>bettercap</w:t>
+      </w:r>
+      <w:proofErr w:type="spellEnd"/>
+      <w:r>
+        <w:t xml:space="preserve"> with a Caplet File</w:t>
+      </w:r>
+      <w:bookmarkEnd w:id="3"/>
     </w:p>
     <w:p>
       <w:r>
-        <w:t>We can automate the startup of bettercap with a caplet file.</w:t>
+        <w:t xml:space="preserve">We can automate the startup of </w:t>
+      </w:r>
+      <w:proofErr w:type="spellStart"/>
+      <w:r>
+        <w:t>bettercap</w:t>
+      </w:r>
+      <w:proofErr w:type="spellEnd"/>
+      <w:r>
+        <w:t xml:space="preserve"> with a caplet file.</w:t>
       </w:r>
     </w:p>
     <w:p>
@@ -847,8 +872,13 @@
       <w:r>
         <w:t xml:space="preserve">nano or </w:t>
       </w:r>
-      <w:r>
-        <w:t>leafpad for text editing)</w:t>
+      <w:proofErr w:type="spellStart"/>
+      <w:r>
+        <w:t>leafpad</w:t>
+      </w:r>
+      <w:proofErr w:type="spellEnd"/>
+      <w:r>
+        <w:t xml:space="preserve"> for text editing)</w:t>
       </w:r>
     </w:p>
     <w:p>
@@ -862,6 +892,7 @@
       <w:r>
         <w:t xml:space="preserve">Save the file as </w:t>
       </w:r>
+      <w:proofErr w:type="spellStart"/>
       <w:r>
         <w:rPr>
           <w:b/>
@@ -869,6 +900,7 @@
         </w:rPr>
         <w:t>spoof.cap</w:t>
       </w:r>
+      <w:proofErr w:type="spellEnd"/>
     </w:p>
     <w:tbl>
       <w:tblPr>
@@ -889,8 +921,13 @@
             <w:pPr>
               <w:pStyle w:val="Code"/>
             </w:pPr>
-            <w:r>
-              <w:t>net.probe on</w:t>
+            <w:proofErr w:type="spellStart"/>
+            <w:r>
+              <w:t>net.probe</w:t>
+            </w:r>
+            <w:proofErr w:type="spellEnd"/>
+            <w:r>
+              <w:t xml:space="preserve"> on</w:t>
             </w:r>
           </w:p>
           <w:p>
@@ -898,7 +935,15 @@
               <w:pStyle w:val="Code"/>
             </w:pPr>
             <w:r>
-              <w:t>set arp.spoof.fullduplex true</w:t>
+              <w:t xml:space="preserve">set </w:t>
+            </w:r>
+            <w:proofErr w:type="spellStart"/>
+            <w:r>
+              <w:t>arp.spoof.fullduplex</w:t>
+            </w:r>
+            <w:proofErr w:type="spellEnd"/>
+            <w:r>
+              <w:t xml:space="preserve"> true</w:t>
             </w:r>
           </w:p>
           <w:p>
@@ -906,7 +951,15 @@
               <w:pStyle w:val="Code"/>
             </w:pPr>
             <w:r>
-              <w:t>set arp.spoof.targets 10.10.1.</w:t>
+              <w:t xml:space="preserve">set </w:t>
+            </w:r>
+            <w:proofErr w:type="spellStart"/>
+            <w:r>
+              <w:t>arp.spoof.targets</w:t>
+            </w:r>
+            <w:proofErr w:type="spellEnd"/>
+            <w:r>
+              <w:t xml:space="preserve"> 10.10.1.</w:t>
             </w:r>
             <w:r>
               <w:t>11</w:t>
@@ -916,8 +969,13 @@
             <w:pPr>
               <w:pStyle w:val="Code"/>
             </w:pPr>
-            <w:r>
-              <w:t>arp.spoof on</w:t>
+            <w:proofErr w:type="spellStart"/>
+            <w:r>
+              <w:t>arp.spoof</w:t>
+            </w:r>
+            <w:proofErr w:type="spellEnd"/>
+            <w:r>
+              <w:t xml:space="preserve"> on</w:t>
             </w:r>
           </w:p>
           <w:p>
@@ -925,7 +983,28 @@
               <w:pStyle w:val="Code"/>
             </w:pPr>
             <w:r>
-              <w:t>net.sniff on</w:t>
+              <w:t xml:space="preserve">set </w:t>
+            </w:r>
+            <w:proofErr w:type="spellStart"/>
+            <w:r>
+              <w:t>net.sniff.local</w:t>
+            </w:r>
+            <w:proofErr w:type="spellEnd"/>
+            <w:r>
+              <w:t xml:space="preserve"> true</w:t>
+            </w:r>
+          </w:p>
+          <w:p>
+            <w:pPr>
+              <w:pStyle w:val="Code"/>
+            </w:pPr>
+            <w:proofErr w:type="spellStart"/>
+            <w:r>
+              <w:t>net.sniff</w:t>
+            </w:r>
+            <w:proofErr w:type="spellEnd"/>
+            <w:r>
+              <w:t xml:space="preserve"> on</w:t>
             </w:r>
           </w:p>
         </w:tc>
@@ -940,10 +1019,43 @@
         </w:numPr>
       </w:pPr>
       <w:r>
+        <w:t xml:space="preserve">This command is assuming you are in your home folder and have your </w:t>
+      </w:r>
+      <w:proofErr w:type="spellStart"/>
+      <w:r>
+        <w:t>spoof.cap</w:t>
+      </w:r>
+      <w:proofErr w:type="spellEnd"/>
+      <w:r>
+        <w:t xml:space="preserve"> in that folder.</w:t>
+      </w:r>
+      <w:r>
+        <w:t xml:space="preserve"> We want to start the </w:t>
+      </w:r>
+      <w:proofErr w:type="spellStart"/>
+      <w:r>
+        <w:t>bettercap</w:t>
+      </w:r>
+      <w:proofErr w:type="spellEnd"/>
+      <w:r>
+        <w:t xml:space="preserve"> that we installed earlier.</w:t>
+      </w:r>
+      <w:r>
+        <w:br/>
+      </w:r>
+      <w:r>
         <w:t>Type the following command at the terminal</w:t>
       </w:r>
       <w:r>
-        <w:t xml:space="preserve"> start bettercap automatically.</w:t>
+        <w:t xml:space="preserve"> start </w:t>
+      </w:r>
+      <w:proofErr w:type="spellStart"/>
+      <w:r>
+        <w:t>bettercap</w:t>
+      </w:r>
+      <w:proofErr w:type="spellEnd"/>
+      <w:r>
+        <w:t xml:space="preserve"> automatically.</w:t>
       </w:r>
     </w:p>
     <w:tbl>
@@ -965,27 +1077,61 @@
             <w:pPr>
               <w:pStyle w:val="Code"/>
             </w:pPr>
-            <w:bookmarkStart w:id="3" w:name="_Hlk84050432"/>
+            <w:bookmarkStart w:id="4" w:name="_Hlk84050432"/>
+            <w:proofErr w:type="spellStart"/>
             <w:r>
               <w:t>s</w:t>
             </w:r>
             <w:r>
-              <w:t xml:space="preserve">udo </w:t>
-            </w:r>
-            <w:r>
-              <w:t xml:space="preserve">bettercap -iface eth0 </w:t>
+              <w:t>udo</w:t>
+            </w:r>
+            <w:proofErr w:type="spellEnd"/>
+            <w:r>
+              <w:t xml:space="preserve"> </w:t>
+            </w:r>
+            <w:r>
+              <w:t>./</w:t>
+            </w:r>
+            <w:proofErr w:type="spellStart"/>
+            <w:r>
+              <w:t>bettercap</w:t>
+            </w:r>
+            <w:proofErr w:type="spellEnd"/>
+            <w:r>
+              <w:t>/</w:t>
+            </w:r>
+            <w:proofErr w:type="spellStart"/>
+            <w:r>
+              <w:t>bettercap</w:t>
+            </w:r>
+            <w:proofErr w:type="spellEnd"/>
+            <w:r>
+              <w:t xml:space="preserve"> -</w:t>
+            </w:r>
+            <w:proofErr w:type="spellStart"/>
+            <w:r>
+              <w:t>iface</w:t>
+            </w:r>
+            <w:proofErr w:type="spellEnd"/>
+            <w:r>
+              <w:t xml:space="preserve"> eth0 </w:t>
             </w:r>
             <w:r>
               <w:t>-</w:t>
             </w:r>
             <w:r>
-              <w:t>caplet spoof.cap</w:t>
-            </w:r>
+              <w:t xml:space="preserve">caplet </w:t>
+            </w:r>
+            <w:proofErr w:type="spellStart"/>
+            <w:r>
+              <w:t>spoof.cap</w:t>
+            </w:r>
+            <w:proofErr w:type="spellEnd"/>
           </w:p>
         </w:tc>
       </w:tr>
     </w:tbl>
-    <w:bookmarkEnd w:id="3"/>
+    <w:bookmarkEnd w:id="4"/>
     <w:p>
       <w:r>
         <w:t>The result should look something like this.</w:t>
@@ -1060,15 +1206,23 @@
       <w:pPr>
         <w:pStyle w:val="Heading1"/>
       </w:pPr>
-      <w:bookmarkStart w:id="4" w:name="_Toc85743723"/>
+      <w:bookmarkStart w:id="5" w:name="_Toc191962152"/>
       <w:r>
         <w:lastRenderedPageBreak/>
         <w:t xml:space="preserve">3: </w:t>
       </w:r>
-      <w:bookmarkEnd w:id="4"/>
-      <w:r>
-        <w:t>Detect ARP Spoofing with arp -a</w:t>
-      </w:r>
+      <w:r>
+        <w:t xml:space="preserve">Detect ARP Spoofing with </w:t>
+      </w:r>
+      <w:proofErr w:type="spellStart"/>
+      <w:r>
+        <w:t>arp</w:t>
+      </w:r>
+      <w:proofErr w:type="spellEnd"/>
+      <w:r>
+        <w:t xml:space="preserve"> -a</w:t>
+      </w:r>
+      <w:bookmarkEnd w:id="5"/>
     </w:p>
     <w:p>
       <w:pPr>
@@ -1085,7 +1239,15 @@
         <w:sym w:font="Wingdings" w:char="F0E0"/>
       </w:r>
       <w:r>
-        <w:t xml:space="preserve"> quit bettercap.</w:t>
+        <w:t xml:space="preserve"> quit </w:t>
+      </w:r>
+      <w:proofErr w:type="spellStart"/>
+      <w:r>
+        <w:t>bettercap</w:t>
+      </w:r>
+      <w:proofErr w:type="spellEnd"/>
+      <w:r>
+        <w:t>.</w:t>
       </w:r>
     </w:p>
     <w:p>
@@ -1119,8 +1281,13 @@
             <w:pPr>
               <w:pStyle w:val="Code"/>
             </w:pPr>
-            <w:r>
-              <w:t>arp -a</w:t>
+            <w:proofErr w:type="spellStart"/>
+            <w:r>
+              <w:t>arp</w:t>
+            </w:r>
+            <w:proofErr w:type="spellEnd"/>
+            <w:r>
+              <w:t xml:space="preserve"> -a</w:t>
             </w:r>
           </w:p>
         </w:tc>
@@ -1135,7 +1302,15 @@
         </w:numPr>
       </w:pPr>
       <w:r>
-        <w:t>This will show the current arp table with the correct mac addresses.</w:t>
+        <w:t xml:space="preserve">This will show the current </w:t>
+      </w:r>
+      <w:proofErr w:type="spellStart"/>
+      <w:r>
+        <w:t>arp</w:t>
+      </w:r>
+      <w:proofErr w:type="spellEnd"/>
+      <w:r>
+        <w:t xml:space="preserve"> table with the correct mac addresses.</w:t>
       </w:r>
     </w:p>
     <w:p>
@@ -1199,7 +1374,15 @@
         <w:sym w:font="Wingdings" w:char="F0E0"/>
       </w:r>
       <w:r>
-        <w:t xml:space="preserve"> start a spoofing attack with bettercap.</w:t>
+        <w:t xml:space="preserve"> start a spoofing attack with </w:t>
+      </w:r>
+      <w:proofErr w:type="spellStart"/>
+      <w:r>
+        <w:t>bettercap</w:t>
+      </w:r>
+      <w:proofErr w:type="spellEnd"/>
+      <w:r>
+        <w:t>.</w:t>
       </w:r>
     </w:p>
     <w:tbl>
@@ -1221,18 +1404,52 @@
             <w:pPr>
               <w:pStyle w:val="Code"/>
             </w:pPr>
-            <w:r>
-              <w:t xml:space="preserve">sudo </w:t>
-            </w:r>
-            <w:r>
-              <w:t xml:space="preserve">bettercap -iface eth0 </w:t>
+            <w:proofErr w:type="spellStart"/>
+            <w:r>
+              <w:t>sudo</w:t>
+            </w:r>
+            <w:proofErr w:type="spellEnd"/>
+            <w:r>
+              <w:t xml:space="preserve"> </w:t>
+            </w:r>
+            <w:r>
+              <w:t>./</w:t>
+            </w:r>
+            <w:proofErr w:type="spellStart"/>
+            <w:r>
+              <w:t>bettercap</w:t>
+            </w:r>
+            <w:proofErr w:type="spellEnd"/>
+            <w:r>
+              <w:t>/</w:t>
+            </w:r>
+            <w:proofErr w:type="spellStart"/>
+            <w:r>
+              <w:t>bettercap</w:t>
+            </w:r>
+            <w:proofErr w:type="spellEnd"/>
+            <w:r>
+              <w:t xml:space="preserve"> -</w:t>
+            </w:r>
+            <w:proofErr w:type="spellStart"/>
+            <w:r>
+              <w:t>iface</w:t>
+            </w:r>
+            <w:proofErr w:type="spellEnd"/>
+            <w:r>
+              <w:t xml:space="preserve"> eth0 </w:t>
             </w:r>
             <w:r>
               <w:t>-</w:t>
             </w:r>
             <w:r>
-              <w:t>caplet spoof.cap</w:t>
-            </w:r>
+              <w:t xml:space="preserve">caplet </w:t>
+            </w:r>
+            <w:proofErr w:type="spellStart"/>
+            <w:r>
+              <w:t>spoof.cap</w:t>
+            </w:r>
+            <w:proofErr w:type="spellEnd"/>
           </w:p>
         </w:tc>
       </w:tr>
@@ -1254,12 +1471,21 @@
       <w:r>
         <w:t xml:space="preserve"> run </w:t>
       </w:r>
+      <w:proofErr w:type="spellStart"/>
       <w:r>
         <w:rPr>
           <w:b/>
           <w:bCs/>
         </w:rPr>
-        <w:t>arp -a</w:t>
+        <w:t>arp</w:t>
+      </w:r>
+      <w:proofErr w:type="spellEnd"/>
+      <w:r>
+        <w:rPr>
+          <w:b/>
+          <w:bCs/>
+        </w:rPr>
+        <w:t xml:space="preserve"> -a</w:t>
       </w:r>
       <w:r>
         <w:t xml:space="preserve"> again. Notice that Kali and the gateway have the same mac address.</w:t>
@@ -1313,254 +1539,67 @@
     </w:sdt>
     <w:p>
       <w:pPr>
-        <w:ind w:left="360"/>
-      </w:pPr>
-      <w:r>
-        <w:t>This method works, but it takes a lot of time to check your arp cache for an attack.</w:t>
-      </w:r>
-      <w:r>
-        <w:t xml:space="preserve"> Let’s find a better way.</w:t>
-      </w:r>
-    </w:p>
-    <w:p>
-      <w:pPr>
-        <w:pStyle w:val="Heading1"/>
-      </w:pPr>
-      <w:r>
-        <w:t>4: Detect ARP Spoofing with XArp</w:t>
-      </w:r>
-    </w:p>
-    <w:p>
-      <w:pPr>
         <w:pStyle w:val="ListParagraph"/>
         <w:numPr>
           <w:ilvl w:val="0"/>
-          <w:numId w:val="47"/>
+          <w:numId w:val="46"/>
         </w:numPr>
       </w:pPr>
       <w:r>
-        <w:t xml:space="preserve">On </w:t>
-      </w:r>
-      <w:r>
-        <w:t xml:space="preserve">the </w:t>
-      </w:r>
-      <w:r>
-        <w:t>target</w:t>
-      </w:r>
-      <w:r>
-        <w:t xml:space="preserve"> windows machine</w:t>
-      </w:r>
-      <w:r>
-        <w:t xml:space="preserve"> </w:t>
-      </w:r>
-      <w:r>
-        <w:sym w:font="Wingdings" w:char="F0E0"/>
-      </w:r>
-      <w:r>
-        <w:t xml:space="preserve"> go to </w:t>
-      </w:r>
-      <w:hyperlink r:id="rId9" w:history="1">
-        <w:r>
-          <w:rPr>
-            <w:rStyle w:val="Hyperlink"/>
-          </w:rPr>
-          <w:t>https://binaryplant.com/arp-monitor</w:t>
-        </w:r>
-      </w:hyperlink>
-      <w:r>
-        <w:t xml:space="preserve"> </w:t>
+        <w:t xml:space="preserve">Type q to quit </w:t>
+      </w:r>
+      <w:proofErr w:type="spellStart"/>
+      <w:r>
+        <w:t>bettercap</w:t>
+      </w:r>
+      <w:proofErr w:type="spellEnd"/>
+      <w:r>
+        <w:t>.</w:t>
       </w:r>
     </w:p>
     <w:p>
-      <w:pPr>
-        <w:pStyle w:val="ListParagraph"/>
-        <w:numPr>
-          <w:ilvl w:val="0"/>
-          <w:numId w:val="47"/>
-        </w:numPr>
-      </w:pPr>
-      <w:r>
-        <w:t xml:space="preserve">Download and install </w:t>
-      </w:r>
-      <w:r>
-        <w:t>Arp Monitor</w:t>
-      </w:r>
-      <w:r>
-        <w:t>.</w:t>
+      <w:r>
+        <w:t xml:space="preserve">This method works, but it takes a lot of time to check your </w:t>
+      </w:r>
+      <w:proofErr w:type="spellStart"/>
+      <w:r>
+        <w:t>arp</w:t>
+      </w:r>
+      <w:proofErr w:type="spellEnd"/>
+      <w:r>
+        <w:t xml:space="preserve"> cache for an attack.</w:t>
       </w:r>
     </w:p>
     <w:p>
       <w:pPr>
-        <w:pStyle w:val="ListParagraph"/>
-        <w:numPr>
-          <w:ilvl w:val="0"/>
-          <w:numId w:val="47"/>
-        </w:numPr>
-      </w:pPr>
-      <w:r>
-        <w:t xml:space="preserve">Run </w:t>
-      </w:r>
-      <w:r>
-        <w:t>Arp Monitor</w:t>
-      </w:r>
-      <w:r>
-        <w:t>. All MAC addresses are normal.</w:t>
-      </w:r>
+        <w:pStyle w:val="Heading2"/>
+      </w:pPr>
+      <w:bookmarkStart w:id="6" w:name="_Toc191962153"/>
+      <w:r>
+        <w:t>Assignment Submission</w:t>
+      </w:r>
+      <w:bookmarkEnd w:id="6"/>
     </w:p>
     <w:p>
-      <w:pPr>
-        <w:pStyle w:val="ListParagraph"/>
-        <w:numPr>
-          <w:ilvl w:val="0"/>
-          <w:numId w:val="47"/>
-        </w:numPr>
-      </w:pPr>
-      <w:r>
-        <w:t>Insert a screen shot.</w:t>
-      </w:r>
-    </w:p>
-    <w:sdt>
-      <w:sdtPr>
-        <w:rPr>
-          <w:rStyle w:val="Red"/>
-        </w:rPr>
-        <w:id w:val="1789937801"/>
-        <w:placeholder>
-          <w:docPart w:val="DA9E43D1CB57462F9E3382C125F28079"/>
-        </w:placeholder>
-        <w:showingPlcHdr/>
-      </w:sdtPr>
-      <w:sdtEndPr>
-        <w:rPr>
-          <w:rStyle w:val="Red"/>
-        </w:rPr>
-      </w:sdtEndPr>
-      <w:sdtContent>
-        <w:p>
-          <w:pPr>
-            <w:rPr>
-              <w:rStyle w:val="Red"/>
-            </w:rPr>
-          </w:pPr>
-          <w:r>
-            <w:rPr>
-              <w:rStyle w:val="PlaceholderText"/>
-              <w:color w:val="FF0000"/>
-            </w:rPr>
-            <w:t>Click or tap here to enter text.</w:t>
-          </w:r>
-        </w:p>
-      </w:sdtContent>
-    </w:sdt>
-    <w:p>
-      <w:pPr>
-        <w:pStyle w:val="ListParagraph"/>
-        <w:numPr>
-          <w:ilvl w:val="0"/>
-          <w:numId w:val="47"/>
-        </w:numPr>
-      </w:pPr>
-      <w:r>
-        <w:t xml:space="preserve">On Kali </w:t>
-      </w:r>
-      <w:r>
-        <w:sym w:font="Wingdings" w:char="F0E0"/>
-      </w:r>
-      <w:r>
-        <w:t xml:space="preserve"> Run </w:t>
-      </w:r>
-      <w:r>
-        <w:rPr>
-          <w:b/>
-          <w:bCs/>
-        </w:rPr>
-        <w:t>bettercap</w:t>
-      </w:r>
-    </w:p>
-    <w:p>
-      <w:pPr>
-        <w:pStyle w:val="ListParagraph"/>
-        <w:numPr>
-          <w:ilvl w:val="0"/>
-          <w:numId w:val="47"/>
-        </w:numPr>
-      </w:pPr>
-      <w:r>
-        <w:t xml:space="preserve">On target </w:t>
-      </w:r>
-      <w:r>
-        <w:sym w:font="Wingdings" w:char="F0E0"/>
-      </w:r>
-      <w:r>
-        <w:t xml:space="preserve"> </w:t>
-      </w:r>
-      <w:r>
-        <w:t>Notice the red warnings.</w:t>
-      </w:r>
-    </w:p>
-    <w:p>
-      <w:pPr>
-        <w:pStyle w:val="ListParagraph"/>
-        <w:numPr>
-          <w:ilvl w:val="0"/>
-          <w:numId w:val="47"/>
-        </w:numPr>
-      </w:pPr>
-      <w:r>
-        <w:t>Insert a screen shot.</w:t>
-      </w:r>
-    </w:p>
-    <w:sdt>
-      <w:sdtPr>
-        <w:rPr>
-          <w:rStyle w:val="Red"/>
-        </w:rPr>
-        <w:id w:val="-282192944"/>
-        <w:placeholder>
-          <w:docPart w:val="09159CA00C7F475FBDD326C64E60CE06"/>
-        </w:placeholder>
-        <w:showingPlcHdr/>
-      </w:sdtPr>
-      <w:sdtEndPr>
-        <w:rPr>
-          <w:rStyle w:val="Red"/>
-        </w:rPr>
-      </w:sdtEndPr>
-      <w:sdtContent>
-        <w:p>
-          <w:r>
-            <w:rPr>
-              <w:rStyle w:val="PlaceholderText"/>
-              <w:color w:val="FF0000"/>
-            </w:rPr>
-            <w:t>Click or tap here to enter text.</w:t>
-          </w:r>
-        </w:p>
-      </w:sdtContent>
-    </w:sdt>
-    <w:p>
-      <w:pPr>
-        <w:pStyle w:val="Heading2"/>
-      </w:pPr>
-      <w:bookmarkStart w:id="5" w:name="_Toc85743724"/>
-      <w:r>
-        <w:lastRenderedPageBreak/>
-        <w:t>Assignment Submission</w:t>
-      </w:r>
-      <w:bookmarkEnd w:id="5"/>
-    </w:p>
-    <w:p>
-      <w:r>
-        <w:t>Attach this completed document to the assignment in BlackBoard.</w:t>
+      <w:r>
+        <w:t xml:space="preserve">Attach this completed document to the assignment in </w:t>
+      </w:r>
+      <w:proofErr w:type="spellStart"/>
+      <w:r>
+        <w:t>BlackBoard</w:t>
+      </w:r>
+      <w:proofErr w:type="spellEnd"/>
+      <w:r>
+        <w:t>.</w:t>
       </w:r>
     </w:p>
     <w:sectPr>
-      <w:headerReference w:type="even" r:id="rId10"/>
-      <w:headerReference w:type="default" r:id="rId11"/>
-      <w:footerReference w:type="even" r:id="rId12"/>
-      <w:footerReference w:type="default" r:id="rId13"/>
-      <w:headerReference w:type="first" r:id="rId14"/>
-      <w:footerReference w:type="first" r:id="rId15"/>
+      <w:headerReference w:type="even" r:id="rId9"/>
+      <w:headerReference w:type="default" r:id="rId10"/>
+      <w:footerReference w:type="even" r:id="rId11"/>
+      <w:footerReference w:type="default" r:id="rId12"/>
+      <w:headerReference w:type="first" r:id="rId13"/>
+      <w:footerReference w:type="first" r:id="rId14"/>
       <w:pgSz w:w="12240" w:h="15840"/>
       <w:pgMar w:top="1440" w:right="1440" w:bottom="1440" w:left="1440" w:header="720" w:footer="720" w:gutter="0"/>
       <w:cols w:space="720"/>
@@ -1571,7 +1610,7 @@
 </file>
 
 <file path=word/endnotes.xml><?xml version="1.0" encoding="utf-8"?>
-<w:endnotes xmlns:wpc="http://schemas.microsoft.com/office/word/2010/wordprocessingCanvas" xmlns:cx="http://schemas.microsoft.com/office/drawing/2014/chartex" xmlns:cx1="http://schemas.microsoft.com/office/drawing/2015/9/8/chartex" xmlns:cx2="http://schemas.microsoft.com/office/drawing/2015/10/21/chartex" xmlns:cx3="http://schemas.microsoft.com/office/drawing/2016/5/9/chartex" xmlns:cx4="http://schemas.microsoft.com/office/drawing/2016/5/10/chartex" xmlns:cx5="http://schemas.microsoft.com/office/drawing/2016/5/11/chartex" xmlns:cx6="http://schemas.microsoft.com/office/drawing/2016/5/12/chartex" xmlns:cx7="http://schemas.microsoft.com/office/drawing/2016/5/13/chartex" xmlns:cx8="http://schemas.microsoft.com/office/drawing/2016/5/14/chartex" xmlns:mc="http://schemas.openxmlformats.org/markup-compatibility/2006" xmlns:aink="http://schemas.microsoft.com/office/drawing/2016/ink" xmlns:am3d="http://schemas.microsoft.com/office/drawing/2017/model3d" xmlns:o="urn:schemas-microsoft-com:office:office" xmlns:oel="http://schemas.microsoft.com/office/2019/extlst" xmlns:r="http://schemas.openxmlformats.org/officeDocument/2006/relationships" xmlns:m="http://schemas.openxmlformats.org/officeDocument/2006/math" xmlns:v="urn:schemas-microsoft-com:vml" xmlns:wp14="http://schemas.microsoft.com/office/word/2010/wordprocessingDrawing" xmlns:wp="http://schemas.openxmlformats.org/drawingml/2006/wordprocessingDrawing" xmlns:w10="urn:schemas-microsoft-com:office:word" xmlns:w="http://schemas.openxmlformats.org/wordprocessingml/2006/main" xmlns:w14="http://schemas.microsoft.com/office/word/2010/wordml" xmlns:w15="http://schemas.microsoft.com/office/word/2012/wordml" xmlns:w16cex="http://schemas.microsoft.com/office/word/2018/wordml/cex" xmlns:w16cid="http://schemas.microsoft.com/office/word/2016/wordml/cid" xmlns:w16="http://schemas.microsoft.com/office/word/2018/wordml" xmlns:w16sdtdh="http://schemas.microsoft.com/office/word/2020/wordml/sdtdatahash" xmlns:w16se="http://schemas.microsoft.com/office/word/2015/wordml/symex" xmlns:wpg="http://schemas.microsoft.com/office/word/2010/wordprocessingGroup" xmlns:wpi="http://schemas.microsoft.com/office/word/2010/wordprocessingInk" xmlns:wne="http://schemas.microsoft.com/office/word/2006/wordml" xmlns:wps="http://schemas.microsoft.com/office/word/2010/wordprocessingShape" mc:Ignorable="w14 w15 w16se w16cid w16 w16cex w16sdtdh wp14">
+<w:endnotes xmlns:wpc="http://schemas.microsoft.com/office/word/2010/wordprocessingCanvas" xmlns:cx="http://schemas.microsoft.com/office/drawing/2014/chartex" xmlns:cx1="http://schemas.microsoft.com/office/drawing/2015/9/8/chartex" xmlns:cx2="http://schemas.microsoft.com/office/drawing/2015/10/21/chartex" xmlns:cx3="http://schemas.microsoft.com/office/drawing/2016/5/9/chartex" xmlns:cx4="http://schemas.microsoft.com/office/drawing/2016/5/10/chartex" xmlns:cx5="http://schemas.microsoft.com/office/drawing/2016/5/11/chartex" xmlns:cx6="http://schemas.microsoft.com/office/drawing/2016/5/12/chartex" xmlns:cx7="http://schemas.microsoft.com/office/drawing/2016/5/13/chartex" xmlns:cx8="http://schemas.microsoft.com/office/drawing/2016/5/14/chartex" xmlns:mc="http://schemas.openxmlformats.org/markup-compatibility/2006" xmlns:aink="http://schemas.microsoft.com/office/drawing/2016/ink" xmlns:am3d="http://schemas.microsoft.com/office/drawing/2017/model3d" xmlns:o="urn:schemas-microsoft-com:office:office" xmlns:oel="http://schemas.microsoft.com/office/2019/extlst" xmlns:r="http://schemas.openxmlformats.org/officeDocument/2006/relationships" xmlns:m="http://schemas.openxmlformats.org/officeDocument/2006/math" xmlns:v="urn:schemas-microsoft-com:vml" xmlns:wp14="http://schemas.microsoft.com/office/word/2010/wordprocessingDrawing" xmlns:wp="http://schemas.openxmlformats.org/drawingml/2006/wordprocessingDrawing" xmlns:w10="urn:schemas-microsoft-com:office:word" xmlns:w="http://schemas.openxmlformats.org/wordprocessingml/2006/main" xmlns:w14="http://schemas.microsoft.com/office/word/2010/wordml" xmlns:w15="http://schemas.microsoft.com/office/word/2012/wordml" xmlns:w16cex="http://schemas.microsoft.com/office/word/2018/wordml/cex" xmlns:w16cid="http://schemas.microsoft.com/office/word/2016/wordml/cid" xmlns:w16="http://schemas.microsoft.com/office/word/2018/wordml" xmlns:w16du="http://schemas.microsoft.com/office/word/2023/wordml/word16du" xmlns:w16sdtdh="http://schemas.microsoft.com/office/word/2020/wordml/sdtdatahash" xmlns:w16sdtfl="http://schemas.microsoft.com/office/word/2024/wordml/sdtformatlock" xmlns:w16se="http://schemas.microsoft.com/office/word/2015/wordml/symex" xmlns:wpg="http://schemas.microsoft.com/office/word/2010/wordprocessingGroup" xmlns:wpi="http://schemas.microsoft.com/office/word/2010/wordprocessingInk" xmlns:wne="http://schemas.microsoft.com/office/word/2006/wordml" xmlns:wps="http://schemas.microsoft.com/office/word/2010/wordprocessingShape" mc:Ignorable="w14 w15 w16se w16cid w16 w16cex w16sdtdh w16sdtfl w16du wp14">
   <w:endnote w:type="separator" w:id="-1">
     <w:p>
       <w:pPr>
@@ -1596,7 +1635,7 @@
 </file>
 
 <file path=word/footer1.xml><?xml version="1.0" encoding="utf-8"?>
-<w:ftr xmlns:wpc="http://schemas.microsoft.com/office/word/2010/wordprocessingCanvas" xmlns:cx="http://schemas.microsoft.com/office/drawing/2014/chartex" xmlns:cx1="http://schemas.microsoft.com/office/drawing/2015/9/8/chartex" xmlns:cx2="http://schemas.microsoft.com/office/drawing/2015/10/21/chartex" xmlns:cx3="http://schemas.microsoft.com/office/drawing/2016/5/9/chartex" xmlns:cx4="http://schemas.microsoft.com/office/drawing/2016/5/10/chartex" xmlns:cx5="http://schemas.microsoft.com/office/drawing/2016/5/11/chartex" xmlns:cx6="http://schemas.microsoft.com/office/drawing/2016/5/12/chartex" xmlns:cx7="http://schemas.microsoft.com/office/drawing/2016/5/13/chartex" xmlns:cx8="http://schemas.microsoft.com/office/drawing/2016/5/14/chartex" xmlns:mc="http://schemas.openxmlformats.org/markup-compatibility/2006" xmlns:aink="http://schemas.microsoft.com/office/drawing/2016/ink" xmlns:am3d="http://schemas.microsoft.com/office/drawing/2017/model3d" xmlns:o="urn:schemas-microsoft-com:office:office" xmlns:oel="http://schemas.microsoft.com/office/2019/extlst" xmlns:r="http://schemas.openxmlformats.org/officeDocument/2006/relationships" xmlns:m="http://schemas.openxmlformats.org/officeDocument/2006/math" xmlns:v="urn:schemas-microsoft-com:vml" xmlns:wp14="http://schemas.microsoft.com/office/word/2010/wordprocessingDrawing" xmlns:wp="http://schemas.openxmlformats.org/drawingml/2006/wordprocessingDrawing" xmlns:w10="urn:schemas-microsoft-com:office:word" xmlns:w="http://schemas.openxmlformats.org/wordprocessingml/2006/main" xmlns:w14="http://schemas.microsoft.com/office/word/2010/wordml" xmlns:w15="http://schemas.microsoft.com/office/word/2012/wordml" xmlns:w16cex="http://schemas.microsoft.com/office/word/2018/wordml/cex" xmlns:w16cid="http://schemas.microsoft.com/office/word/2016/wordml/cid" xmlns:w16="http://schemas.microsoft.com/office/word/2018/wordml" xmlns:w16sdtdh="http://schemas.microsoft.com/office/word/2020/wordml/sdtdatahash" xmlns:w16se="http://schemas.microsoft.com/office/word/2015/wordml/symex" xmlns:wpg="http://schemas.microsoft.com/office/word/2010/wordprocessingGroup" xmlns:wpi="http://schemas.microsoft.com/office/word/2010/wordprocessingInk" xmlns:wne="http://schemas.microsoft.com/office/word/2006/wordml" xmlns:wps="http://schemas.microsoft.com/office/word/2010/wordprocessingShape" mc:Ignorable="w14 w15 w16se w16cid w16 w16cex w16sdtdh wp14">
+<w:ftr xmlns:wpc="http://schemas.microsoft.com/office/word/2010/wordprocessingCanvas" xmlns:cx="http://schemas.microsoft.com/office/drawing/2014/chartex" xmlns:cx1="http://schemas.microsoft.com/office/drawing/2015/9/8/chartex" xmlns:cx2="http://schemas.microsoft.com/office/drawing/2015/10/21/chartex" xmlns:cx3="http://schemas.microsoft.com/office/drawing/2016/5/9/chartex" xmlns:cx4="http://schemas.microsoft.com/office/drawing/2016/5/10/chartex" xmlns:cx5="http://schemas.microsoft.com/office/drawing/2016/5/11/chartex" xmlns:cx6="http://schemas.microsoft.com/office/drawing/2016/5/12/chartex" xmlns:cx7="http://schemas.microsoft.com/office/drawing/2016/5/13/chartex" xmlns:cx8="http://schemas.microsoft.com/office/drawing/2016/5/14/chartex" xmlns:mc="http://schemas.openxmlformats.org/markup-compatibility/2006" xmlns:aink="http://schemas.microsoft.com/office/drawing/2016/ink" xmlns:am3d="http://schemas.microsoft.com/office/drawing/2017/model3d" xmlns:o="urn:schemas-microsoft-com:office:office" xmlns:oel="http://schemas.microsoft.com/office/2019/extlst" xmlns:r="http://schemas.openxmlformats.org/officeDocument/2006/relationships" xmlns:m="http://schemas.openxmlformats.org/officeDocument/2006/math" xmlns:v="urn:schemas-microsoft-com:vml" xmlns:wp14="http://schemas.microsoft.com/office/word/2010/wordprocessingDrawing" xmlns:wp="http://schemas.openxmlformats.org/drawingml/2006/wordprocessingDrawing" xmlns:w10="urn:schemas-microsoft-com:office:word" xmlns:w="http://schemas.openxmlformats.org/wordprocessingml/2006/main" xmlns:w14="http://schemas.microsoft.com/office/word/2010/wordml" xmlns:w15="http://schemas.microsoft.com/office/word/2012/wordml" xmlns:w16cex="http://schemas.microsoft.com/office/word/2018/wordml/cex" xmlns:w16cid="http://schemas.microsoft.com/office/word/2016/wordml/cid" xmlns:w16="http://schemas.microsoft.com/office/word/2018/wordml" xmlns:w16du="http://schemas.microsoft.com/office/word/2023/wordml/word16du" xmlns:w16sdtdh="http://schemas.microsoft.com/office/word/2020/wordml/sdtdatahash" xmlns:w16sdtfl="http://schemas.microsoft.com/office/word/2024/wordml/sdtformatlock" xmlns:w16se="http://schemas.microsoft.com/office/word/2015/wordml/symex" xmlns:wpg="http://schemas.microsoft.com/office/word/2010/wordprocessingGroup" xmlns:wpi="http://schemas.microsoft.com/office/word/2010/wordprocessingInk" xmlns:wne="http://schemas.microsoft.com/office/word/2006/wordml" xmlns:wps="http://schemas.microsoft.com/office/word/2010/wordprocessingShape" mc:Ignorable="w14 w15 w16se w16cid w16 w16cex w16sdtdh w16sdtfl w16du wp14">
   <w:p>
     <w:pPr>
       <w:pStyle w:val="Footer"/>
@@ -1606,7 +1645,7 @@
 </file>
 
 <file path=word/footer2.xml><?xml version="1.0" encoding="utf-8"?>
-<w:ftr xmlns:wpc="http://schemas.microsoft.com/office/word/2010/wordprocessingCanvas" xmlns:cx="http://schemas.microsoft.com/office/drawing/2014/chartex" xmlns:cx1="http://schemas.microsoft.com/office/drawing/2015/9/8/chartex" xmlns:cx2="http://schemas.microsoft.com/office/drawing/2015/10/21/chartex" xmlns:cx3="http://schemas.microsoft.com/office/drawing/2016/5/9/chartex" xmlns:cx4="http://schemas.microsoft.com/office/drawing/2016/5/10/chartex" xmlns:cx5="http://schemas.microsoft.com/office/drawing/2016/5/11/chartex" xmlns:cx6="http://schemas.microsoft.com/office/drawing/2016/5/12/chartex" xmlns:cx7="http://schemas.microsoft.com/office/drawing/2016/5/13/chartex" xmlns:cx8="http://schemas.microsoft.com/office/drawing/2016/5/14/chartex" xmlns:mc="http://schemas.openxmlformats.org/markup-compatibility/2006" xmlns:aink="http://schemas.microsoft.com/office/drawing/2016/ink" xmlns:am3d="http://schemas.microsoft.com/office/drawing/2017/model3d" xmlns:o="urn:schemas-microsoft-com:office:office" xmlns:oel="http://schemas.microsoft.com/office/2019/extlst" xmlns:r="http://schemas.openxmlformats.org/officeDocument/2006/relationships" xmlns:m="http://schemas.openxmlformats.org/officeDocument/2006/math" xmlns:v="urn:schemas-microsoft-com:vml" xmlns:wp14="http://schemas.microsoft.com/office/word/2010/wordprocessingDrawing" xmlns:wp="http://schemas.openxmlformats.org/drawingml/2006/wordprocessingDrawing" xmlns:w10="urn:schemas-microsoft-com:office:word" xmlns:w="http://schemas.openxmlformats.org/wordprocessingml/2006/main" xmlns:w14="http://schemas.microsoft.com/office/word/2010/wordml" xmlns:w15="http://schemas.microsoft.com/office/word/2012/wordml" xmlns:w16cex="http://schemas.microsoft.com/office/word/2018/wordml/cex" xmlns:w16cid="http://schemas.microsoft.com/office/word/2016/wordml/cid" xmlns:w16="http://schemas.microsoft.com/office/word/2018/wordml" xmlns:w16sdtdh="http://schemas.microsoft.com/office/word/2020/wordml/sdtdatahash" xmlns:w16se="http://schemas.microsoft.com/office/word/2015/wordml/symex" xmlns:wpg="http://schemas.microsoft.com/office/word/2010/wordprocessingGroup" xmlns:wpi="http://schemas.microsoft.com/office/word/2010/wordprocessingInk" xmlns:wne="http://schemas.microsoft.com/office/word/2006/wordml" xmlns:wps="http://schemas.microsoft.com/office/word/2010/wordprocessingShape" mc:Ignorable="w14 w15 w16se w16cid w16 w16cex w16sdtdh wp14">
+<w:ftr xmlns:wpc="http://schemas.microsoft.com/office/word/2010/wordprocessingCanvas" xmlns:cx="http://schemas.microsoft.com/office/drawing/2014/chartex" xmlns:cx1="http://schemas.microsoft.com/office/drawing/2015/9/8/chartex" xmlns:cx2="http://schemas.microsoft.com/office/drawing/2015/10/21/chartex" xmlns:cx3="http://schemas.microsoft.com/office/drawing/2016/5/9/chartex" xmlns:cx4="http://schemas.microsoft.com/office/drawing/2016/5/10/chartex" xmlns:cx5="http://schemas.microsoft.com/office/drawing/2016/5/11/chartex" xmlns:cx6="http://schemas.microsoft.com/office/drawing/2016/5/12/chartex" xmlns:cx7="http://schemas.microsoft.com/office/drawing/2016/5/13/chartex" xmlns:cx8="http://schemas.microsoft.com/office/drawing/2016/5/14/chartex" xmlns:mc="http://schemas.openxmlformats.org/markup-compatibility/2006" xmlns:aink="http://schemas.microsoft.com/office/drawing/2016/ink" xmlns:am3d="http://schemas.microsoft.com/office/drawing/2017/model3d" xmlns:o="urn:schemas-microsoft-com:office:office" xmlns:oel="http://schemas.microsoft.com/office/2019/extlst" xmlns:r="http://schemas.openxmlformats.org/officeDocument/2006/relationships" xmlns:m="http://schemas.openxmlformats.org/officeDocument/2006/math" xmlns:v="urn:schemas-microsoft-com:vml" xmlns:wp14="http://schemas.microsoft.com/office/word/2010/wordprocessingDrawing" xmlns:wp="http://schemas.openxmlformats.org/drawingml/2006/wordprocessingDrawing" xmlns:w10="urn:schemas-microsoft-com:office:word" xmlns:w="http://schemas.openxmlformats.org/wordprocessingml/2006/main" xmlns:w14="http://schemas.microsoft.com/office/word/2010/wordml" xmlns:w15="http://schemas.microsoft.com/office/word/2012/wordml" xmlns:w16cex="http://schemas.microsoft.com/office/word/2018/wordml/cex" xmlns:w16cid="http://schemas.microsoft.com/office/word/2016/wordml/cid" xmlns:w16="http://schemas.microsoft.com/office/word/2018/wordml" xmlns:w16du="http://schemas.microsoft.com/office/word/2023/wordml/word16du" xmlns:w16sdtdh="http://schemas.microsoft.com/office/word/2020/wordml/sdtdatahash" xmlns:w16sdtfl="http://schemas.microsoft.com/office/word/2024/wordml/sdtformatlock" xmlns:w16se="http://schemas.microsoft.com/office/word/2015/wordml/symex" xmlns:wpg="http://schemas.microsoft.com/office/word/2010/wordprocessingGroup" xmlns:wpi="http://schemas.microsoft.com/office/word/2010/wordprocessingInk" xmlns:wne="http://schemas.microsoft.com/office/word/2006/wordml" xmlns:wps="http://schemas.microsoft.com/office/word/2010/wordprocessingShape" mc:Ignorable="w14 w15 w16se w16cid w16 w16cex w16sdtdh w16sdtfl w16du wp14">
   <w:p>
     <w:pPr>
       <w:pStyle w:val="Footer"/>
@@ -1659,20 +1698,20 @@
       <w:t>/</w:t>
     </w:r>
     <w:r>
-      <w:t>24</w:t>
+      <w:t>11</w:t>
     </w:r>
     <w:r>
       <w:t>/202</w:t>
     </w:r>
     <w:r>
-      <w:t>2</w:t>
+      <w:t>4</w:t>
     </w:r>
   </w:p>
 </w:ftr>
 </file>
 
 <file path=word/footer3.xml><?xml version="1.0" encoding="utf-8"?>
-<w:ftr xmlns:wpc="http://schemas.microsoft.com/office/word/2010/wordprocessingCanvas" xmlns:cx="http://schemas.microsoft.com/office/drawing/2014/chartex" xmlns:cx1="http://schemas.microsoft.com/office/drawing/2015/9/8/chartex" xmlns:cx2="http://schemas.microsoft.com/office/drawing/2015/10/21/chartex" xmlns:cx3="http://schemas.microsoft.com/office/drawing/2016/5/9/chartex" xmlns:cx4="http://schemas.microsoft.com/office/drawing/2016/5/10/chartex" xmlns:cx5="http://schemas.microsoft.com/office/drawing/2016/5/11/chartex" xmlns:cx6="http://schemas.microsoft.com/office/drawing/2016/5/12/chartex" xmlns:cx7="http://schemas.microsoft.com/office/drawing/2016/5/13/chartex" xmlns:cx8="http://schemas.microsoft.com/office/drawing/2016/5/14/chartex" xmlns:mc="http://schemas.openxmlformats.org/markup-compatibility/2006" xmlns:aink="http://schemas.microsoft.com/office/drawing/2016/ink" xmlns:am3d="http://schemas.microsoft.com/office/drawing/2017/model3d" xmlns:o="urn:schemas-microsoft-com:office:office" xmlns:oel="http://schemas.microsoft.com/office/2019/extlst" xmlns:r="http://schemas.openxmlformats.org/officeDocument/2006/relationships" xmlns:m="http://schemas.openxmlformats.org/officeDocument/2006/math" xmlns:v="urn:schemas-microsoft-com:vml" xmlns:wp14="http://schemas.microsoft.com/office/word/2010/wordprocessingDrawing" xmlns:wp="http://schemas.openxmlformats.org/drawingml/2006/wordprocessingDrawing" xmlns:w10="urn:schemas-microsoft-com:office:word" xmlns:w="http://schemas.openxmlformats.org/wordprocessingml/2006/main" xmlns:w14="http://schemas.microsoft.com/office/word/2010/wordml" xmlns:w15="http://schemas.microsoft.com/office/word/2012/wordml" xmlns:w16cex="http://schemas.microsoft.com/office/word/2018/wordml/cex" xmlns:w16cid="http://schemas.microsoft.com/office/word/2016/wordml/cid" xmlns:w16="http://schemas.microsoft.com/office/word/2018/wordml" xmlns:w16sdtdh="http://schemas.microsoft.com/office/word/2020/wordml/sdtdatahash" xmlns:w16se="http://schemas.microsoft.com/office/word/2015/wordml/symex" xmlns:wpg="http://schemas.microsoft.com/office/word/2010/wordprocessingGroup" xmlns:wpi="http://schemas.microsoft.com/office/word/2010/wordprocessingInk" xmlns:wne="http://schemas.microsoft.com/office/word/2006/wordml" xmlns:wps="http://schemas.microsoft.com/office/word/2010/wordprocessingShape" mc:Ignorable="w14 w15 w16se w16cid w16 w16cex w16sdtdh wp14">
+<w:ftr xmlns:wpc="http://schemas.microsoft.com/office/word/2010/wordprocessingCanvas" xmlns:cx="http://schemas.microsoft.com/office/drawing/2014/chartex" xmlns:cx1="http://schemas.microsoft.com/office/drawing/2015/9/8/chartex" xmlns:cx2="http://schemas.microsoft.com/office/drawing/2015/10/21/chartex" xmlns:cx3="http://schemas.microsoft.com/office/drawing/2016/5/9/chartex" xmlns:cx4="http://schemas.microsoft.com/office/drawing/2016/5/10/chartex" xmlns:cx5="http://schemas.microsoft.com/office/drawing/2016/5/11/chartex" xmlns:cx6="http://schemas.microsoft.com/office/drawing/2016/5/12/chartex" xmlns:cx7="http://schemas.microsoft.com/office/drawing/2016/5/13/chartex" xmlns:cx8="http://schemas.microsoft.com/office/drawing/2016/5/14/chartex" xmlns:mc="http://schemas.openxmlformats.org/markup-compatibility/2006" xmlns:aink="http://schemas.microsoft.com/office/drawing/2016/ink" xmlns:am3d="http://schemas.microsoft.com/office/drawing/2017/model3d" xmlns:o="urn:schemas-microsoft-com:office:office" xmlns:oel="http://schemas.microsoft.com/office/2019/extlst" xmlns:r="http://schemas.openxmlformats.org/officeDocument/2006/relationships" xmlns:m="http://schemas.openxmlformats.org/officeDocument/2006/math" xmlns:v="urn:schemas-microsoft-com:vml" xmlns:wp14="http://schemas.microsoft.com/office/word/2010/wordprocessingDrawing" xmlns:wp="http://schemas.openxmlformats.org/drawingml/2006/wordprocessingDrawing" xmlns:w10="urn:schemas-microsoft-com:office:word" xmlns:w="http://schemas.openxmlformats.org/wordprocessingml/2006/main" xmlns:w14="http://schemas.microsoft.com/office/word/2010/wordml" xmlns:w15="http://schemas.microsoft.com/office/word/2012/wordml" xmlns:w16cex="http://schemas.microsoft.com/office/word/2018/wordml/cex" xmlns:w16cid="http://schemas.microsoft.com/office/word/2016/wordml/cid" xmlns:w16="http://schemas.microsoft.com/office/word/2018/wordml" xmlns:w16du="http://schemas.microsoft.com/office/word/2023/wordml/word16du" xmlns:w16sdtdh="http://schemas.microsoft.com/office/word/2020/wordml/sdtdatahash" xmlns:w16sdtfl="http://schemas.microsoft.com/office/word/2024/wordml/sdtformatlock" xmlns:w16se="http://schemas.microsoft.com/office/word/2015/wordml/symex" xmlns:wpg="http://schemas.microsoft.com/office/word/2010/wordprocessingGroup" xmlns:wpi="http://schemas.microsoft.com/office/word/2010/wordprocessingInk" xmlns:wne="http://schemas.microsoft.com/office/word/2006/wordml" xmlns:wps="http://schemas.microsoft.com/office/word/2010/wordprocessingShape" mc:Ignorable="w14 w15 w16se w16cid w16 w16cex w16sdtdh w16sdtfl w16du wp14">
   <w:p>
     <w:pPr>
       <w:pStyle w:val="Footer"/>
@@ -1682,7 +1721,7 @@
 </file>
 
 <file path=word/footnotes.xml><?xml version="1.0" encoding="utf-8"?>
-<w:footnotes xmlns:wpc="http://schemas.microsoft.com/office/word/2010/wordprocessingCanvas" xmlns:cx="http://schemas.microsoft.com/office/drawing/2014/chartex" xmlns:cx1="http://schemas.microsoft.com/office/drawing/2015/9/8/chartex" xmlns:cx2="http://schemas.microsoft.com/office/drawing/2015/10/21/chartex" xmlns:cx3="http://schemas.microsoft.com/office/drawing/2016/5/9/chartex" xmlns:cx4="http://schemas.microsoft.com/office/drawing/2016/5/10/chartex" xmlns:cx5="http://schemas.microsoft.com/office/drawing/2016/5/11/chartex" xmlns:cx6="http://schemas.microsoft.com/office/drawing/2016/5/12/chartex" xmlns:cx7="http://schemas.microsoft.com/office/drawing/2016/5/13/chartex" xmlns:cx8="http://schemas.microsoft.com/office/drawing/2016/5/14/chartex" xmlns:mc="http://schemas.openxmlformats.org/markup-compatibility/2006" xmlns:aink="http://schemas.microsoft.com/office/drawing/2016/ink" xmlns:am3d="http://schemas.microsoft.com/office/drawing/2017/model3d" xmlns:o="urn:schemas-microsoft-com:office:office" xmlns:oel="http://schemas.microsoft.com/office/2019/extlst" xmlns:r="http://schemas.openxmlformats.org/officeDocument/2006/relationships" xmlns:m="http://schemas.openxmlformats.org/officeDocument/2006/math" xmlns:v="urn:schemas-microsoft-com:vml" xmlns:wp14="http://schemas.microsoft.com/office/word/2010/wordprocessingDrawing" xmlns:wp="http://schemas.openxmlformats.org/drawingml/2006/wordprocessingDrawing" xmlns:w10="urn:schemas-microsoft-com:office:word" xmlns:w="http://schemas.openxmlformats.org/wordprocessingml/2006/main" xmlns:w14="http://schemas.microsoft.com/office/word/2010/wordml" xmlns:w15="http://schemas.microsoft.com/office/word/2012/wordml" xmlns:w16cex="http://schemas.microsoft.com/office/word/2018/wordml/cex" xmlns:w16cid="http://schemas.microsoft.com/office/word/2016/wordml/cid" xmlns:w16="http://schemas.microsoft.com/office/word/2018/wordml" xmlns:w16sdtdh="http://schemas.microsoft.com/office/word/2020/wordml/sdtdatahash" xmlns:w16se="http://schemas.microsoft.com/office/word/2015/wordml/symex" xmlns:wpg="http://schemas.microsoft.com/office/word/2010/wordprocessingGroup" xmlns:wpi="http://schemas.microsoft.com/office/word/2010/wordprocessingInk" xmlns:wne="http://schemas.microsoft.com/office/word/2006/wordml" xmlns:wps="http://schemas.microsoft.com/office/word/2010/wordprocessingShape" mc:Ignorable="w14 w15 w16se w16cid w16 w16cex w16sdtdh wp14">
+<w:footnotes xmlns:wpc="http://schemas.microsoft.com/office/word/2010/wordprocessingCanvas" xmlns:cx="http://schemas.microsoft.com/office/drawing/2014/chartex" xmlns:cx1="http://schemas.microsoft.com/office/drawing/2015/9/8/chartex" xmlns:cx2="http://schemas.microsoft.com/office/drawing/2015/10/21/chartex" xmlns:cx3="http://schemas.microsoft.com/office/drawing/2016/5/9/chartex" xmlns:cx4="http://schemas.microsoft.com/office/drawing/2016/5/10/chartex" xmlns:cx5="http://schemas.microsoft.com/office/drawing/2016/5/11/chartex" xmlns:cx6="http://schemas.microsoft.com/office/drawing/2016/5/12/chartex" xmlns:cx7="http://schemas.microsoft.com/office/drawing/2016/5/13/chartex" xmlns:cx8="http://schemas.microsoft.com/office/drawing/2016/5/14/chartex" xmlns:mc="http://schemas.openxmlformats.org/markup-compatibility/2006" xmlns:aink="http://schemas.microsoft.com/office/drawing/2016/ink" xmlns:am3d="http://schemas.microsoft.com/office/drawing/2017/model3d" xmlns:o="urn:schemas-microsoft-com:office:office" xmlns:oel="http://schemas.microsoft.com/office/2019/extlst" xmlns:r="http://schemas.openxmlformats.org/officeDocument/2006/relationships" xmlns:m="http://schemas.openxmlformats.org/officeDocument/2006/math" xmlns:v="urn:schemas-microsoft-com:vml" xmlns:wp14="http://schemas.microsoft.com/office/word/2010/wordprocessingDrawing" xmlns:wp="http://schemas.openxmlformats.org/drawingml/2006/wordprocessingDrawing" xmlns:w10="urn:schemas-microsoft-com:office:word" xmlns:w="http://schemas.openxmlformats.org/wordprocessingml/2006/main" xmlns:w14="http://schemas.microsoft.com/office/word/2010/wordml" xmlns:w15="http://schemas.microsoft.com/office/word/2012/wordml" xmlns:w16cex="http://schemas.microsoft.com/office/word/2018/wordml/cex" xmlns:w16cid="http://schemas.microsoft.com/office/word/2016/wordml/cid" xmlns:w16="http://schemas.microsoft.com/office/word/2018/wordml" xmlns:w16du="http://schemas.microsoft.com/office/word/2023/wordml/word16du" xmlns:w16sdtdh="http://schemas.microsoft.com/office/word/2020/wordml/sdtdatahash" xmlns:w16sdtfl="http://schemas.microsoft.com/office/word/2024/wordml/sdtformatlock" xmlns:w16se="http://schemas.microsoft.com/office/word/2015/wordml/symex" xmlns:wpg="http://schemas.microsoft.com/office/word/2010/wordprocessingGroup" xmlns:wpi="http://schemas.microsoft.com/office/word/2010/wordprocessingInk" xmlns:wne="http://schemas.microsoft.com/office/word/2006/wordml" xmlns:wps="http://schemas.microsoft.com/office/word/2010/wordprocessingShape" mc:Ignorable="w14 w15 w16se w16cid w16 w16cex w16sdtdh w16sdtfl w16du wp14">
   <w:footnote w:type="separator" w:id="-1">
     <w:p>
       <w:pPr>
@@ -1707,7 +1746,7 @@
 </file>
 
 <file path=word/header1.xml><?xml version="1.0" encoding="utf-8"?>
-<w:hdr xmlns:wpc="http://schemas.microsoft.com/office/word/2010/wordprocessingCanvas" xmlns:cx="http://schemas.microsoft.com/office/drawing/2014/chartex" xmlns:cx1="http://schemas.microsoft.com/office/drawing/2015/9/8/chartex" xmlns:cx2="http://schemas.microsoft.com/office/drawing/2015/10/21/chartex" xmlns:cx3="http://schemas.microsoft.com/office/drawing/2016/5/9/chartex" xmlns:cx4="http://schemas.microsoft.com/office/drawing/2016/5/10/chartex" xmlns:cx5="http://schemas.microsoft.com/office/drawing/2016/5/11/chartex" xmlns:cx6="http://schemas.microsoft.com/office/drawing/2016/5/12/chartex" xmlns:cx7="http://schemas.microsoft.com/office/drawing/2016/5/13/chartex" xmlns:cx8="http://schemas.microsoft.com/office/drawing/2016/5/14/chartex" xmlns:mc="http://schemas.openxmlformats.org/markup-compatibility/2006" xmlns:aink="http://schemas.microsoft.com/office/drawing/2016/ink" xmlns:am3d="http://schemas.microsoft.com/office/drawing/2017/model3d" xmlns:o="urn:schemas-microsoft-com:office:office" xmlns:oel="http://schemas.microsoft.com/office/2019/extlst" xmlns:r="http://schemas.openxmlformats.org/officeDocument/2006/relationships" xmlns:m="http://schemas.openxmlformats.org/officeDocument/2006/math" xmlns:v="urn:schemas-microsoft-com:vml" xmlns:wp14="http://schemas.microsoft.com/office/word/2010/wordprocessingDrawing" xmlns:wp="http://schemas.openxmlformats.org/drawingml/2006/wordprocessingDrawing" xmlns:w10="urn:schemas-microsoft-com:office:word" xmlns:w="http://schemas.openxmlformats.org/wordprocessingml/2006/main" xmlns:w14="http://schemas.microsoft.com/office/word/2010/wordml" xmlns:w15="http://schemas.microsoft.com/office/word/2012/wordml" xmlns:w16cex="http://schemas.microsoft.com/office/word/2018/wordml/cex" xmlns:w16cid="http://schemas.microsoft.com/office/word/2016/wordml/cid" xmlns:w16="http://schemas.microsoft.com/office/word/2018/wordml" xmlns:w16sdtdh="http://schemas.microsoft.com/office/word/2020/wordml/sdtdatahash" xmlns:w16se="http://schemas.microsoft.com/office/word/2015/wordml/symex" xmlns:wpg="http://schemas.microsoft.com/office/word/2010/wordprocessingGroup" xmlns:wpi="http://schemas.microsoft.com/office/word/2010/wordprocessingInk" xmlns:wne="http://schemas.microsoft.com/office/word/2006/wordml" xmlns:wps="http://schemas.microsoft.com/office/word/2010/wordprocessingShape" mc:Ignorable="w14 w15 w16se w16cid w16 w16cex w16sdtdh wp14">
+<w:hdr xmlns:wpc="http://schemas.microsoft.com/office/word/2010/wordprocessingCanvas" xmlns:cx="http://schemas.microsoft.com/office/drawing/2014/chartex" xmlns:cx1="http://schemas.microsoft.com/office/drawing/2015/9/8/chartex" xmlns:cx2="http://schemas.microsoft.com/office/drawing/2015/10/21/chartex" xmlns:cx3="http://schemas.microsoft.com/office/drawing/2016/5/9/chartex" xmlns:cx4="http://schemas.microsoft.com/office/drawing/2016/5/10/chartex" xmlns:cx5="http://schemas.microsoft.com/office/drawing/2016/5/11/chartex" xmlns:cx6="http://schemas.microsoft.com/office/drawing/2016/5/12/chartex" xmlns:cx7="http://schemas.microsoft.com/office/drawing/2016/5/13/chartex" xmlns:cx8="http://schemas.microsoft.com/office/drawing/2016/5/14/chartex" xmlns:mc="http://schemas.openxmlformats.org/markup-compatibility/2006" xmlns:aink="http://schemas.microsoft.com/office/drawing/2016/ink" xmlns:am3d="http://schemas.microsoft.com/office/drawing/2017/model3d" xmlns:o="urn:schemas-microsoft-com:office:office" xmlns:oel="http://schemas.microsoft.com/office/2019/extlst" xmlns:r="http://schemas.openxmlformats.org/officeDocument/2006/relationships" xmlns:m="http://schemas.openxmlformats.org/officeDocument/2006/math" xmlns:v="urn:schemas-microsoft-com:vml" xmlns:wp14="http://schemas.microsoft.com/office/word/2010/wordprocessingDrawing" xmlns:wp="http://schemas.openxmlformats.org/drawingml/2006/wordprocessingDrawing" xmlns:w10="urn:schemas-microsoft-com:office:word" xmlns:w="http://schemas.openxmlformats.org/wordprocessingml/2006/main" xmlns:w14="http://schemas.microsoft.com/office/word/2010/wordml" xmlns:w15="http://schemas.microsoft.com/office/word/2012/wordml" xmlns:w16cex="http://schemas.microsoft.com/office/word/2018/wordml/cex" xmlns:w16cid="http://schemas.microsoft.com/office/word/2016/wordml/cid" xmlns:w16="http://schemas.microsoft.com/office/word/2018/wordml" xmlns:w16du="http://schemas.microsoft.com/office/word/2023/wordml/word16du" xmlns:w16sdtdh="http://schemas.microsoft.com/office/word/2020/wordml/sdtdatahash" xmlns:w16sdtfl="http://schemas.microsoft.com/office/word/2024/wordml/sdtformatlock" xmlns:w16se="http://schemas.microsoft.com/office/word/2015/wordml/symex" xmlns:wpg="http://schemas.microsoft.com/office/word/2010/wordprocessingGroup" xmlns:wpi="http://schemas.microsoft.com/office/word/2010/wordprocessingInk" xmlns:wne="http://schemas.microsoft.com/office/word/2006/wordml" xmlns:wps="http://schemas.microsoft.com/office/word/2010/wordprocessingShape" mc:Ignorable="w14 w15 w16se w16cid w16 w16cex w16sdtdh w16sdtfl w16du wp14">
   <w:p>
     <w:pPr>
       <w:pStyle w:val="Header"/>
@@ -1717,7 +1756,7 @@
 </file>
 
 <file path=word/header2.xml><?xml version="1.0" encoding="utf-8"?>
-<w:hdr xmlns:wpc="http://schemas.microsoft.com/office/word/2010/wordprocessingCanvas" xmlns:cx="http://schemas.microsoft.com/office/drawing/2014/chartex" xmlns:cx1="http://schemas.microsoft.com/office/drawing/2015/9/8/chartex" xmlns:cx2="http://schemas.microsoft.com/office/drawing/2015/10/21/chartex" xmlns:cx3="http://schemas.microsoft.com/office/drawing/2016/5/9/chartex" xmlns:cx4="http://schemas.microsoft.com/office/drawing/2016/5/10/chartex" xmlns:cx5="http://schemas.microsoft.com/office/drawing/2016/5/11/chartex" xmlns:cx6="http://schemas.microsoft.com/office/drawing/2016/5/12/chartex" xmlns:cx7="http://schemas.microsoft.com/office/drawing/2016/5/13/chartex" xmlns:cx8="http://schemas.microsoft.com/office/drawing/2016/5/14/chartex" xmlns:mc="http://schemas.openxmlformats.org/markup-compatibility/2006" xmlns:aink="http://schemas.microsoft.com/office/drawing/2016/ink" xmlns:am3d="http://schemas.microsoft.com/office/drawing/2017/model3d" xmlns:o="urn:schemas-microsoft-com:office:office" xmlns:oel="http://schemas.microsoft.com/office/2019/extlst" xmlns:r="http://schemas.openxmlformats.org/officeDocument/2006/relationships" xmlns:m="http://schemas.openxmlformats.org/officeDocument/2006/math" xmlns:v="urn:schemas-microsoft-com:vml" xmlns:wp14="http://schemas.microsoft.com/office/word/2010/wordprocessingDrawing" xmlns:wp="http://schemas.openxmlformats.org/drawingml/2006/wordprocessingDrawing" xmlns:w10="urn:schemas-microsoft-com:office:word" xmlns:w="http://schemas.openxmlformats.org/wordprocessingml/2006/main" xmlns:w14="http://schemas.microsoft.com/office/word/2010/wordml" xmlns:w15="http://schemas.microsoft.com/office/word/2012/wordml" xmlns:w16cex="http://schemas.microsoft.com/office/word/2018/wordml/cex" xmlns:w16cid="http://schemas.microsoft.com/office/word/2016/wordml/cid" xmlns:w16="http://schemas.microsoft.com/office/word/2018/wordml" xmlns:w16sdtdh="http://schemas.microsoft.com/office/word/2020/wordml/sdtdatahash" xmlns:w16se="http://schemas.microsoft.com/office/word/2015/wordml/symex" xmlns:wpg="http://schemas.microsoft.com/office/word/2010/wordprocessingGroup" xmlns:wpi="http://schemas.microsoft.com/office/word/2010/wordprocessingInk" xmlns:wne="http://schemas.microsoft.com/office/word/2006/wordml" xmlns:wps="http://schemas.microsoft.com/office/word/2010/wordprocessingShape" mc:Ignorable="w14 w15 w16se w16cid w16 w16cex w16sdtdh wp14">
+<w:hdr xmlns:wpc="http://schemas.microsoft.com/office/word/2010/wordprocessingCanvas" xmlns:cx="http://schemas.microsoft.com/office/drawing/2014/chartex" xmlns:cx1="http://schemas.microsoft.com/office/drawing/2015/9/8/chartex" xmlns:cx2="http://schemas.microsoft.com/office/drawing/2015/10/21/chartex" xmlns:cx3="http://schemas.microsoft.com/office/drawing/2016/5/9/chartex" xmlns:cx4="http://schemas.microsoft.com/office/drawing/2016/5/10/chartex" xmlns:cx5="http://schemas.microsoft.com/office/drawing/2016/5/11/chartex" xmlns:cx6="http://schemas.microsoft.com/office/drawing/2016/5/12/chartex" xmlns:cx7="http://schemas.microsoft.com/office/drawing/2016/5/13/chartex" xmlns:cx8="http://schemas.microsoft.com/office/drawing/2016/5/14/chartex" xmlns:mc="http://schemas.openxmlformats.org/markup-compatibility/2006" xmlns:aink="http://schemas.microsoft.com/office/drawing/2016/ink" xmlns:am3d="http://schemas.microsoft.com/office/drawing/2017/model3d" xmlns:o="urn:schemas-microsoft-com:office:office" xmlns:oel="http://schemas.microsoft.com/office/2019/extlst" xmlns:r="http://schemas.openxmlformats.org/officeDocument/2006/relationships" xmlns:m="http://schemas.openxmlformats.org/officeDocument/2006/math" xmlns:v="urn:schemas-microsoft-com:vml" xmlns:wp14="http://schemas.microsoft.com/office/word/2010/wordprocessingDrawing" xmlns:wp="http://schemas.openxmlformats.org/drawingml/2006/wordprocessingDrawing" xmlns:w10="urn:schemas-microsoft-com:office:word" xmlns:w="http://schemas.openxmlformats.org/wordprocessingml/2006/main" xmlns:w14="http://schemas.microsoft.com/office/word/2010/wordml" xmlns:w15="http://schemas.microsoft.com/office/word/2012/wordml" xmlns:w16cex="http://schemas.microsoft.com/office/word/2018/wordml/cex" xmlns:w16cid="http://schemas.microsoft.com/office/word/2016/wordml/cid" xmlns:w16="http://schemas.microsoft.com/office/word/2018/wordml" xmlns:w16du="http://schemas.microsoft.com/office/word/2023/wordml/word16du" xmlns:w16sdtdh="http://schemas.microsoft.com/office/word/2020/wordml/sdtdatahash" xmlns:w16sdtfl="http://schemas.microsoft.com/office/word/2024/wordml/sdtformatlock" xmlns:w16se="http://schemas.microsoft.com/office/word/2015/wordml/symex" xmlns:wpg="http://schemas.microsoft.com/office/word/2010/wordprocessingGroup" xmlns:wpi="http://schemas.microsoft.com/office/word/2010/wordprocessingInk" xmlns:wne="http://schemas.microsoft.com/office/word/2006/wordml" xmlns:wps="http://schemas.microsoft.com/office/word/2010/wordprocessingShape" mc:Ignorable="w14 w15 w16se w16cid w16 w16cex w16sdtdh w16sdtfl w16du wp14">
   <w:p>
     <w:pPr>
       <w:pStyle w:val="Header"/>
@@ -1727,7 +1766,7 @@
 </file>
 
 <file path=word/header3.xml><?xml version="1.0" encoding="utf-8"?>
-<w:hdr xmlns:wpc="http://schemas.microsoft.com/office/word/2010/wordprocessingCanvas" xmlns:cx="http://schemas.microsoft.com/office/drawing/2014/chartex" xmlns:cx1="http://schemas.microsoft.com/office/drawing/2015/9/8/chartex" xmlns:cx2="http://schemas.microsoft.com/office/drawing/2015/10/21/chartex" xmlns:cx3="http://schemas.microsoft.com/office/drawing/2016/5/9/chartex" xmlns:cx4="http://schemas.microsoft.com/office/drawing/2016/5/10/chartex" xmlns:cx5="http://schemas.microsoft.com/office/drawing/2016/5/11/chartex" xmlns:cx6="http://schemas.microsoft.com/office/drawing/2016/5/12/chartex" xmlns:cx7="http://schemas.microsoft.com/office/drawing/2016/5/13/chartex" xmlns:cx8="http://schemas.microsoft.com/office/drawing/2016/5/14/chartex" xmlns:mc="http://schemas.openxmlformats.org/markup-compatibility/2006" xmlns:aink="http://schemas.microsoft.com/office/drawing/2016/ink" xmlns:am3d="http://schemas.microsoft.com/office/drawing/2017/model3d" xmlns:o="urn:schemas-microsoft-com:office:office" xmlns:oel="http://schemas.microsoft.com/office/2019/extlst" xmlns:r="http://schemas.openxmlformats.org/officeDocument/2006/relationships" xmlns:m="http://schemas.openxmlformats.org/officeDocument/2006/math" xmlns:v="urn:schemas-microsoft-com:vml" xmlns:wp14="http://schemas.microsoft.com/office/word/2010/wordprocessingDrawing" xmlns:wp="http://schemas.openxmlformats.org/drawingml/2006/wordprocessingDrawing" xmlns:w10="urn:schemas-microsoft-com:office:word" xmlns:w="http://schemas.openxmlformats.org/wordprocessingml/2006/main" xmlns:w14="http://schemas.microsoft.com/office/word/2010/wordml" xmlns:w15="http://schemas.microsoft.com/office/word/2012/wordml" xmlns:w16cex="http://schemas.microsoft.com/office/word/2018/wordml/cex" xmlns:w16cid="http://schemas.microsoft.com/office/word/2016/wordml/cid" xmlns:w16="http://schemas.microsoft.com/office/word/2018/wordml" xmlns:w16sdtdh="http://schemas.microsoft.com/office/word/2020/wordml/sdtdatahash" xmlns:w16se="http://schemas.microsoft.com/office/word/2015/wordml/symex" xmlns:wpg="http://schemas.microsoft.com/office/word/2010/wordprocessingGroup" xmlns:wpi="http://schemas.microsoft.com/office/word/2010/wordprocessingInk" xmlns:wne="http://schemas.microsoft.com/office/word/2006/wordml" xmlns:wps="http://schemas.microsoft.com/office/word/2010/wordprocessingShape" mc:Ignorable="w14 w15 w16se w16cid w16 w16cex w16sdtdh wp14">
+<w:hdr xmlns:wpc="http://schemas.microsoft.com/office/word/2010/wordprocessingCanvas" xmlns:cx="http://schemas.microsoft.com/office/drawing/2014/chartex" xmlns:cx1="http://schemas.microsoft.com/office/drawing/2015/9/8/chartex" xmlns:cx2="http://schemas.microsoft.com/office/drawing/2015/10/21/chartex" xmlns:cx3="http://schemas.microsoft.com/office/drawing/2016/5/9/chartex" xmlns:cx4="http://schemas.microsoft.com/office/drawing/2016/5/10/chartex" xmlns:cx5="http://schemas.microsoft.com/office/drawing/2016/5/11/chartex" xmlns:cx6="http://schemas.microsoft.com/office/drawing/2016/5/12/chartex" xmlns:cx7="http://schemas.microsoft.com/office/drawing/2016/5/13/chartex" xmlns:cx8="http://schemas.microsoft.com/office/drawing/2016/5/14/chartex" xmlns:mc="http://schemas.openxmlformats.org/markup-compatibility/2006" xmlns:aink="http://schemas.microsoft.com/office/drawing/2016/ink" xmlns:am3d="http://schemas.microsoft.com/office/drawing/2017/model3d" xmlns:o="urn:schemas-microsoft-com:office:office" xmlns:oel="http://schemas.microsoft.com/office/2019/extlst" xmlns:r="http://schemas.openxmlformats.org/officeDocument/2006/relationships" xmlns:m="http://schemas.openxmlformats.org/officeDocument/2006/math" xmlns:v="urn:schemas-microsoft-com:vml" xmlns:wp14="http://schemas.microsoft.com/office/word/2010/wordprocessingDrawing" xmlns:wp="http://schemas.openxmlformats.org/drawingml/2006/wordprocessingDrawing" xmlns:w10="urn:schemas-microsoft-com:office:word" xmlns:w="http://schemas.openxmlformats.org/wordprocessingml/2006/main" xmlns:w14="http://schemas.microsoft.com/office/word/2010/wordml" xmlns:w15="http://schemas.microsoft.com/office/word/2012/wordml" xmlns:w16cex="http://schemas.microsoft.com/office/word/2018/wordml/cex" xmlns:w16cid="http://schemas.microsoft.com/office/word/2016/wordml/cid" xmlns:w16="http://schemas.microsoft.com/office/word/2018/wordml" xmlns:w16du="http://schemas.microsoft.com/office/word/2023/wordml/word16du" xmlns:w16sdtdh="http://schemas.microsoft.com/office/word/2020/wordml/sdtdatahash" xmlns:w16sdtfl="http://schemas.microsoft.com/office/word/2024/wordml/sdtformatlock" xmlns:w16se="http://schemas.microsoft.com/office/word/2015/wordml/symex" xmlns:wpg="http://schemas.microsoft.com/office/word/2010/wordprocessingGroup" xmlns:wpi="http://schemas.microsoft.com/office/word/2010/wordprocessingInk" xmlns:wne="http://schemas.microsoft.com/office/word/2006/wordml" xmlns:wps="http://schemas.microsoft.com/office/word/2010/wordprocessingShape" mc:Ignorable="w14 w15 w16se w16cid w16 w16cex w16sdtdh w16sdtfl w16du wp14">
   <w:p>
     <w:pPr>
       <w:pStyle w:val="Header"/>
@@ -1737,7 +1776,7 @@
 </file>
 
 <file path=word/numbering.xml><?xml version="1.0" encoding="utf-8"?>
-<w:numbering xmlns:wpc="http://schemas.microsoft.com/office/word/2010/wordprocessingCanvas" xmlns:cx="http://schemas.microsoft.com/office/drawing/2014/chartex" xmlns:cx1="http://schemas.microsoft.com/office/drawing/2015/9/8/chartex" xmlns:cx2="http://schemas.microsoft.com/office/drawing/2015/10/21/chartex" xmlns:cx3="http://schemas.microsoft.com/office/drawing/2016/5/9/chartex" xmlns:cx4="http://schemas.microsoft.com/office/drawing/2016/5/10/chartex" xmlns:cx5="http://schemas.microsoft.com/office/drawing/2016/5/11/chartex" xmlns:cx6="http://schemas.microsoft.com/office/drawing/2016/5/12/chartex" xmlns:cx7="http://schemas.microsoft.com/office/drawing/2016/5/13/chartex" xmlns:cx8="http://schemas.microsoft.com/office/drawing/2016/5/14/chartex" xmlns:mc="http://schemas.openxmlformats.org/markup-compatibility/2006" xmlns:aink="http://schemas.microsoft.com/office/drawing/2016/ink" xmlns:am3d="http://schemas.microsoft.com/office/drawing/2017/model3d" xmlns:o="urn:schemas-microsoft-com:office:office" xmlns:oel="http://schemas.microsoft.com/office/2019/extlst" xmlns:r="http://schemas.openxmlformats.org/officeDocument/2006/relationships" xmlns:m="http://schemas.openxmlformats.org/officeDocument/2006/math" xmlns:v="urn:schemas-microsoft-com:vml" xmlns:wp14="http://schemas.microsoft.com/office/word/2010/wordprocessingDrawing" xmlns:wp="http://schemas.openxmlformats.org/drawingml/2006/wordprocessingDrawing" xmlns:w10="urn:schemas-microsoft-com:office:word" xmlns:w="http://schemas.openxmlformats.org/wordprocessingml/2006/main" xmlns:w14="http://schemas.microsoft.com/office/word/2010/wordml" xmlns:w15="http://schemas.microsoft.com/office/word/2012/wordml" xmlns:w16cex="http://schemas.microsoft.com/office/word/2018/wordml/cex" xmlns:w16cid="http://schemas.microsoft.com/office/word/2016/wordml/cid" xmlns:w16="http://schemas.microsoft.com/office/word/2018/wordml" xmlns:w16sdtdh="http://schemas.microsoft.com/office/word/2020/wordml/sdtdatahash" xmlns:w16se="http://schemas.microsoft.com/office/word/2015/wordml/symex" xmlns:wpg="http://schemas.microsoft.com/office/word/2010/wordprocessingGroup" xmlns:wpi="http://schemas.microsoft.com/office/word/2010/wordprocessingInk" xmlns:wne="http://schemas.microsoft.com/office/word/2006/wordml" xmlns:wps="http://schemas.microsoft.com/office/word/2010/wordprocessingShape" mc:Ignorable="w14 w15 w16se w16cid w16 w16cex w16sdtdh wp14">
+<w:numbering xmlns:wpc="http://schemas.microsoft.com/office/word/2010/wordprocessingCanvas" xmlns:cx="http://schemas.microsoft.com/office/drawing/2014/chartex" xmlns:cx1="http://schemas.microsoft.com/office/drawing/2015/9/8/chartex" xmlns:cx2="http://schemas.microsoft.com/office/drawing/2015/10/21/chartex" xmlns:cx3="http://schemas.microsoft.com/office/drawing/2016/5/9/chartex" xmlns:cx4="http://schemas.microsoft.com/office/drawing/2016/5/10/chartex" xmlns:cx5="http://schemas.microsoft.com/office/drawing/2016/5/11/chartex" xmlns:cx6="http://schemas.microsoft.com/office/drawing/2016/5/12/chartex" xmlns:cx7="http://schemas.microsoft.com/office/drawing/2016/5/13/chartex" xmlns:cx8="http://schemas.microsoft.com/office/drawing/2016/5/14/chartex" xmlns:mc="http://schemas.openxmlformats.org/markup-compatibility/2006" xmlns:aink="http://schemas.microsoft.com/office/drawing/2016/ink" xmlns:am3d="http://schemas.microsoft.com/office/drawing/2017/model3d" xmlns:o="urn:schemas-microsoft-com:office:office" xmlns:oel="http://schemas.microsoft.com/office/2019/extlst" xmlns:r="http://schemas.openxmlformats.org/officeDocument/2006/relationships" xmlns:m="http://schemas.openxmlformats.org/officeDocument/2006/math" xmlns:v="urn:schemas-microsoft-com:vml" xmlns:wp14="http://schemas.microsoft.com/office/word/2010/wordprocessingDrawing" xmlns:wp="http://schemas.openxmlformats.org/drawingml/2006/wordprocessingDrawing" xmlns:w10="urn:schemas-microsoft-com:office:word" xmlns:w="http://schemas.openxmlformats.org/wordprocessingml/2006/main" xmlns:w14="http://schemas.microsoft.com/office/word/2010/wordml" xmlns:w15="http://schemas.microsoft.com/office/word/2012/wordml" xmlns:w16cex="http://schemas.microsoft.com/office/word/2018/wordml/cex" xmlns:w16cid="http://schemas.microsoft.com/office/word/2016/wordml/cid" xmlns:w16="http://schemas.microsoft.com/office/word/2018/wordml" xmlns:w16du="http://schemas.microsoft.com/office/word/2023/wordml/word16du" xmlns:w16sdtdh="http://schemas.microsoft.com/office/word/2020/wordml/sdtdatahash" xmlns:w16sdtfl="http://schemas.microsoft.com/office/word/2024/wordml/sdtformatlock" xmlns:w16se="http://schemas.microsoft.com/office/word/2015/wordml/symex" xmlns:wpg="http://schemas.microsoft.com/office/word/2010/wordprocessingGroup" xmlns:wpi="http://schemas.microsoft.com/office/word/2010/wordprocessingInk" xmlns:wne="http://schemas.microsoft.com/office/word/2006/wordml" xmlns:wps="http://schemas.microsoft.com/office/word/2010/wordprocessingShape" mc:Ignorable="w14 w15 w16se w16cid w16 w16cex w16sdtdh w16sdtfl w16du wp14">
   <w:abstractNum w:abstractNumId="0" w15:restartNumberingAfterBreak="0">
     <w:nsid w:val="00446AFF"/>
     <w:multiLevelType w:val="hybridMultilevel"/>
@@ -2704,7 +2743,7 @@
   <w:abstractNum w:abstractNumId="9" w15:restartNumberingAfterBreak="0">
     <w:nsid w:val="22E96ED4"/>
     <w:multiLevelType w:val="hybridMultilevel"/>
-    <w:tmpl w:val="46C2E436"/>
+    <w:tmpl w:val="62023A80"/>
     <w:lvl w:ilvl="0" w:tplc="0409000F">
       <w:start w:val="1"/>
       <w:numFmt w:val="decimal"/>
@@ -5903,6 +5942,92 @@
     </w:lvl>
   </w:abstractNum>
   <w:abstractNum w:abstractNumId="38" w15:restartNumberingAfterBreak="0">
+    <w:nsid w:val="7274121A"/>
+    <w:multiLevelType w:val="hybridMultilevel"/>
+    <w:tmpl w:val="2424EF8C"/>
+    <w:lvl w:ilvl="0" w:tplc="0409000F">
+      <w:start w:val="1"/>
+      <w:numFmt w:val="decimal"/>
+      <w:lvlText w:val="%1."/>
+      <w:lvlJc w:val="left"/>
+      <w:pPr>
+        <w:ind w:left="1080" w:hanging="360"/>
+      </w:pPr>
+    </w:lvl>
+    <w:lvl w:ilvl="1" w:tplc="04090019" w:tentative="1">
+      <w:start w:val="1"/>
+      <w:numFmt w:val="lowerLetter"/>
+      <w:lvlText w:val="%2."/>
+      <w:lvlJc w:val="left"/>
+      <w:pPr>
+        <w:ind w:left="1800" w:hanging="360"/>
+      </w:pPr>
+    </w:lvl>
+    <w:lvl w:ilvl="2" w:tplc="0409001B" w:tentative="1">
+      <w:start w:val="1"/>
+      <w:numFmt w:val="lowerRoman"/>
+      <w:lvlText w:val="%3."/>
+      <w:lvlJc w:val="right"/>
+      <w:pPr>
+        <w:ind w:left="2520" w:hanging="180"/>
+      </w:pPr>
+    </w:lvl>
+    <w:lvl w:ilvl="3" w:tplc="0409000F" w:tentative="1">
+      <w:start w:val="1"/>
+      <w:numFmt w:val="decimal"/>
+      <w:lvlText w:val="%4."/>
+      <w:lvlJc w:val="left"/>
+      <w:pPr>
+        <w:ind w:left="3240" w:hanging="360"/>
+      </w:pPr>
+    </w:lvl>
+    <w:lvl w:ilvl="4" w:tplc="04090019" w:tentative="1">
+      <w:start w:val="1"/>
+      <w:numFmt w:val="lowerLetter"/>
+      <w:lvlText w:val="%5."/>
+      <w:lvlJc w:val="left"/>
+      <w:pPr>
+        <w:ind w:left="3960" w:hanging="360"/>
+      </w:pPr>
+    </w:lvl>
+    <w:lvl w:ilvl="5" w:tplc="0409001B" w:tentative="1">
+      <w:start w:val="1"/>
+      <w:numFmt w:val="lowerRoman"/>
+      <w:lvlText w:val="%6."/>
+      <w:lvlJc w:val="right"/>
+      <w:pPr>
+        <w:ind w:left="4680" w:hanging="180"/>
+      </w:pPr>
+    </w:lvl>
+    <w:lvl w:ilvl="6" w:tplc="0409000F" w:tentative="1">
+      <w:start w:val="1"/>
+      <w:numFmt w:val="decimal"/>
+      <w:lvlText w:val="%7."/>
+      <w:lvlJc w:val="left"/>
+      <w:pPr>
+        <w:ind w:left="5400" w:hanging="360"/>
+      </w:pPr>
+    </w:lvl>
+    <w:lvl w:ilvl="7" w:tplc="04090019" w:tentative="1">
+      <w:start w:val="1"/>
+      <w:numFmt w:val="lowerLetter"/>
+      <w:lvlText w:val="%8."/>
+      <w:lvlJc w:val="left"/>
+      <w:pPr>
+        <w:ind w:left="6120" w:hanging="360"/>
+      </w:pPr>
+    </w:lvl>
+    <w:lvl w:ilvl="8" w:tplc="0409001B" w:tentative="1">
+      <w:start w:val="1"/>
+      <w:numFmt w:val="lowerRoman"/>
+      <w:lvlText w:val="%9."/>
+      <w:lvlJc w:val="right"/>
+      <w:pPr>
+        <w:ind w:left="6840" w:hanging="180"/>
+      </w:pPr>
+    </w:lvl>
+  </w:abstractNum>
+  <w:abstractNum w:abstractNumId="39" w15:restartNumberingAfterBreak="0">
     <w:nsid w:val="73B40823"/>
     <w:multiLevelType w:val="multilevel"/>
     <w:tmpl w:val="0409001D"/>
@@ -6015,7 +6140,7 @@
       </w:pPr>
     </w:lvl>
   </w:abstractNum>
-  <w:abstractNum w:abstractNumId="39" w15:restartNumberingAfterBreak="0">
+  <w:abstractNum w:abstractNumId="40" w15:restartNumberingAfterBreak="0">
     <w:nsid w:val="73C176BD"/>
     <w:multiLevelType w:val="multilevel"/>
     <w:tmpl w:val="0409001D"/>
@@ -6128,7 +6253,7 @@
       </w:pPr>
     </w:lvl>
   </w:abstractNum>
-  <w:abstractNum w:abstractNumId="40" w15:restartNumberingAfterBreak="0">
+  <w:abstractNum w:abstractNumId="41" w15:restartNumberingAfterBreak="0">
     <w:nsid w:val="7419358F"/>
     <w:multiLevelType w:val="multilevel"/>
     <w:tmpl w:val="0409001D"/>
@@ -6241,7 +6366,7 @@
       </w:pPr>
     </w:lvl>
   </w:abstractNum>
-  <w:abstractNum w:abstractNumId="41" w15:restartNumberingAfterBreak="0">
+  <w:abstractNum w:abstractNumId="42" w15:restartNumberingAfterBreak="0">
     <w:nsid w:val="76A26C8E"/>
     <w:multiLevelType w:val="multilevel"/>
     <w:tmpl w:val="0409001D"/>
@@ -6354,7 +6479,7 @@
       </w:pPr>
     </w:lvl>
   </w:abstractNum>
-  <w:abstractNum w:abstractNumId="42" w15:restartNumberingAfterBreak="0">
+  <w:abstractNum w:abstractNumId="43" w15:restartNumberingAfterBreak="0">
     <w:nsid w:val="775B37E6"/>
     <w:multiLevelType w:val="multilevel"/>
     <w:tmpl w:val="0409001D"/>
@@ -6470,7 +6595,7 @@
       </w:pPr>
     </w:lvl>
   </w:abstractNum>
-  <w:abstractNum w:abstractNumId="43" w15:restartNumberingAfterBreak="0">
+  <w:abstractNum w:abstractNumId="44" w15:restartNumberingAfterBreak="0">
     <w:nsid w:val="7B054AF1"/>
     <w:multiLevelType w:val="multilevel"/>
     <w:tmpl w:val="0409001D"/>
@@ -6583,7 +6708,7 @@
       </w:pPr>
     </w:lvl>
   </w:abstractNum>
-  <w:abstractNum w:abstractNumId="44" w15:restartNumberingAfterBreak="0">
+  <w:abstractNum w:abstractNumId="45" w15:restartNumberingAfterBreak="0">
     <w:nsid w:val="7BD20891"/>
     <w:multiLevelType w:val="multilevel"/>
     <w:tmpl w:val="0409001D"/>
@@ -6696,7 +6821,7 @@
       </w:pPr>
     </w:lvl>
   </w:abstractNum>
-  <w:abstractNum w:abstractNumId="45" w15:restartNumberingAfterBreak="0">
+  <w:abstractNum w:abstractNumId="46" w15:restartNumberingAfterBreak="0">
     <w:nsid w:val="7E624256"/>
     <w:multiLevelType w:val="multilevel"/>
     <w:tmpl w:val="0409001D"/>
@@ -6809,7 +6934,7 @@
       </w:pPr>
     </w:lvl>
   </w:abstractNum>
-  <w:abstractNum w:abstractNumId="46" w15:restartNumberingAfterBreak="0">
+  <w:abstractNum w:abstractNumId="47" w15:restartNumberingAfterBreak="0">
     <w:nsid w:val="7ED57643"/>
     <w:multiLevelType w:val="multilevel"/>
     <w:tmpl w:val="0409001D"/>
@@ -6922,7 +7047,7 @@
       </w:pPr>
     </w:lvl>
   </w:abstractNum>
-  <w:abstractNum w:abstractNumId="47" w15:restartNumberingAfterBreak="0">
+  <w:abstractNum w:abstractNumId="48" w15:restartNumberingAfterBreak="0">
     <w:nsid w:val="7F0F27EC"/>
     <w:multiLevelType w:val="hybridMultilevel"/>
     <w:tmpl w:val="C830748C"/>
@@ -7057,13 +7182,13 @@
     <w:abstractNumId w:val="22"/>
   </w:num>
   <w:num w:numId="8" w16cid:durableId="474838481">
-    <w:abstractNumId w:val="47"/>
+    <w:abstractNumId w:val="48"/>
   </w:num>
   <w:num w:numId="9" w16cid:durableId="142936821">
     <w:abstractNumId w:val="14"/>
   </w:num>
   <w:num w:numId="10" w16cid:durableId="1153253250">
-    <w:abstractNumId w:val="42"/>
+    <w:abstractNumId w:val="43"/>
   </w:num>
   <w:num w:numId="11" w16cid:durableId="1128277873">
     <w:abstractNumId w:val="15"/>
@@ -7087,7 +7212,7 @@
     <w:abstractNumId w:val="37"/>
   </w:num>
   <w:num w:numId="18" w16cid:durableId="718944703">
-    <w:abstractNumId w:val="40"/>
+    <w:abstractNumId w:val="41"/>
   </w:num>
   <w:num w:numId="19" w16cid:durableId="1556311144">
     <w:abstractNumId w:val="34"/>
@@ -7096,7 +7221,7 @@
     <w:abstractNumId w:val="30"/>
   </w:num>
   <w:num w:numId="21" w16cid:durableId="180976343">
-    <w:abstractNumId w:val="46"/>
+    <w:abstractNumId w:val="47"/>
   </w:num>
   <w:num w:numId="22" w16cid:durableId="520359434">
     <w:abstractNumId w:val="18"/>
@@ -7111,22 +7236,22 @@
     <w:abstractNumId w:val="19"/>
   </w:num>
   <w:num w:numId="26" w16cid:durableId="208302391">
-    <w:abstractNumId w:val="39"/>
+    <w:abstractNumId w:val="40"/>
   </w:num>
   <w:num w:numId="27" w16cid:durableId="2043048515">
-    <w:abstractNumId w:val="43"/>
+    <w:abstractNumId w:val="44"/>
   </w:num>
   <w:num w:numId="28" w16cid:durableId="245961710">
     <w:abstractNumId w:val="10"/>
   </w:num>
   <w:num w:numId="29" w16cid:durableId="1895652057">
-    <w:abstractNumId w:val="45"/>
+    <w:abstractNumId w:val="46"/>
   </w:num>
   <w:num w:numId="30" w16cid:durableId="1409032695">
     <w:abstractNumId w:val="7"/>
   </w:num>
   <w:num w:numId="31" w16cid:durableId="1157957531">
-    <w:abstractNumId w:val="44"/>
+    <w:abstractNumId w:val="45"/>
   </w:num>
   <w:num w:numId="32" w16cid:durableId="1932003438">
     <w:abstractNumId w:val="26"/>
@@ -7147,7 +7272,7 @@
     <w:abstractNumId w:val="3"/>
   </w:num>
   <w:num w:numId="38" w16cid:durableId="353387667">
-    <w:abstractNumId w:val="41"/>
+    <w:abstractNumId w:val="42"/>
   </w:num>
   <w:num w:numId="39" w16cid:durableId="865948255">
     <w:abstractNumId w:val="23"/>
@@ -7165,7 +7290,7 @@
     <w:abstractNumId w:val="32"/>
   </w:num>
   <w:num w:numId="44" w16cid:durableId="1282881159">
-    <w:abstractNumId w:val="38"/>
+    <w:abstractNumId w:val="39"/>
   </w:num>
   <w:num w:numId="45" w16cid:durableId="1792674728">
     <w:abstractNumId w:val="5"/>
@@ -7179,12 +7304,15 @@
   <w:num w:numId="48" w16cid:durableId="1422528785">
     <w:abstractNumId w:val="16"/>
   </w:num>
+  <w:num w:numId="49" w16cid:durableId="1123159586">
+    <w:abstractNumId w:val="38"/>
+  </w:num>
   <w:numIdMacAtCleanup w:val="6"/>
 </w:numbering>
 </file>
 
 <file path=word/styles.xml><?xml version="1.0" encoding="utf-8"?>
-<w:styles xmlns:mc="http://schemas.openxmlformats.org/markup-compatibility/2006" xmlns:r="http://schemas.openxmlformats.org/officeDocument/2006/relationships" xmlns:w="http://schemas.openxmlformats.org/wordprocessingml/2006/main" xmlns:w14="http://schemas.microsoft.com/office/word/2010/wordml" xmlns:w15="http://schemas.microsoft.com/office/word/2012/wordml" xmlns:w16cex="http://schemas.microsoft.com/office/word/2018/wordml/cex" xmlns:w16cid="http://schemas.microsoft.com/office/word/2016/wordml/cid" xmlns:w16="http://schemas.microsoft.com/office/word/2018/wordml" xmlns:w16sdtdh="http://schemas.microsoft.com/office/word/2020/wordml/sdtdatahash" xmlns:w16se="http://schemas.microsoft.com/office/word/2015/wordml/symex" mc:Ignorable="w14 w15 w16se w16cid w16 w16cex w16sdtdh">
+<w:styles xmlns:mc="http://schemas.openxmlformats.org/markup-compatibility/2006" xmlns:r="http://schemas.openxmlformats.org/officeDocument/2006/relationships" xmlns:w="http://schemas.openxmlformats.org/wordprocessingml/2006/main" xmlns:w14="http://schemas.microsoft.com/office/word/2010/wordml" xmlns:w15="http://schemas.microsoft.com/office/word/2012/wordml" xmlns:w16cex="http://schemas.microsoft.com/office/word/2018/wordml/cex" xmlns:w16cid="http://schemas.microsoft.com/office/word/2016/wordml/cid" xmlns:w16="http://schemas.microsoft.com/office/word/2018/wordml" xmlns:w16du="http://schemas.microsoft.com/office/word/2023/wordml/word16du" xmlns:w16sdtdh="http://schemas.microsoft.com/office/word/2020/wordml/sdtdatahash" xmlns:w16sdtfl="http://schemas.microsoft.com/office/word/2024/wordml/sdtformatlock" xmlns:w16se="http://schemas.microsoft.com/office/word/2015/wordml/symex" mc:Ignorable="w14 w15 w16se w16cid w16 w16cex w16sdtdh w16sdtfl w16du">
   <w:docDefaults>
     <w:rPrDefault>
       <w:rPr>
@@ -7286,7 +7414,7 @@
     <w:lsdException w:name="Body Text Indent 2" w:semiHidden="1" w:unhideWhenUsed="1"/>
     <w:lsdException w:name="Body Text Indent 3" w:semiHidden="1" w:unhideWhenUsed="1"/>
     <w:lsdException w:name="Block Text" w:semiHidden="1" w:unhideWhenUsed="1"/>
-    <w:lsdException w:name="Hyperlink" w:semiHidden="1" w:uiPriority="0" w:unhideWhenUsed="1"/>
+    <w:lsdException w:name="Hyperlink" w:semiHidden="1" w:unhideWhenUsed="1"/>
     <w:lsdException w:name="FollowedHyperlink" w:semiHidden="1" w:uiPriority="0" w:unhideWhenUsed="1"/>
     <w:lsdException w:name="Strong" w:uiPriority="22" w:qFormat="1"/>
     <w:lsdException w:name="Emphasis" w:uiPriority="20" w:qFormat="1"/>
@@ -7581,7 +7709,7 @@
   <w:style w:type="paragraph" w:default="1" w:styleId="Normal">
     <w:name w:val="Normal"/>
     <w:qFormat/>
-    <w:rsid w:val="004F0A26"/>
+    <w:rsid w:val="00996B77"/>
     <w:pPr>
       <w:spacing w:before="160" w:after="80" w:line="336" w:lineRule="auto"/>
     </w:pPr>
@@ -7597,7 +7725,7 @@
     <w:next w:val="Normal"/>
     <w:link w:val="Heading1Char"/>
     <w:qFormat/>
-    <w:rsid w:val="004F0A26"/>
+    <w:rsid w:val="00996B77"/>
     <w:pPr>
       <w:keepNext/>
       <w:spacing w:before="400" w:after="200" w:line="240" w:lineRule="auto"/>
@@ -7617,7 +7745,7 @@
     <w:next w:val="Normal"/>
     <w:link w:val="Heading2Char"/>
     <w:qFormat/>
-    <w:rsid w:val="004F0A26"/>
+    <w:rsid w:val="00996B77"/>
     <w:pPr>
       <w:keepNext/>
       <w:pBdr>
@@ -7641,7 +7769,7 @@
     <w:next w:val="Normal"/>
     <w:link w:val="Heading3Char"/>
     <w:qFormat/>
-    <w:rsid w:val="004F0A26"/>
+    <w:rsid w:val="00996B77"/>
     <w:pPr>
       <w:keepNext/>
       <w:autoSpaceDE w:val="0"/>
@@ -7662,7 +7790,7 @@
     <w:uiPriority w:val="1"/>
     <w:semiHidden/>
     <w:unhideWhenUsed/>
-    <w:rsid w:val="004F0A26"/>
+    <w:rsid w:val="00996B77"/>
   </w:style>
   <w:style w:type="table" w:default="1" w:styleId="TableNormal">
     <w:name w:val="Normal Table"/>
@@ -7684,7 +7812,7 @@
     <w:uiPriority w:val="99"/>
     <w:semiHidden/>
     <w:unhideWhenUsed/>
-    <w:rsid w:val="004F0A26"/>
+    <w:rsid w:val="00996B77"/>
   </w:style>
   <w:style w:type="character" w:customStyle="1" w:styleId="Heading3Char">
     <w:name w:val="Heading 3 Char"/>
@@ -7769,7 +7897,7 @@
     <w:name w:val="footer"/>
     <w:basedOn w:val="Normal"/>
     <w:link w:val="FooterChar"/>
-    <w:rsid w:val="004F0A26"/>
+    <w:rsid w:val="00996B77"/>
     <w:pPr>
       <w:pBdr>
         <w:top w:val="single" w:sz="4" w:space="1" w:color="auto"/>
@@ -7799,7 +7927,7 @@
     <w:name w:val="header"/>
     <w:basedOn w:val="Normal"/>
     <w:link w:val="HeaderChar"/>
-    <w:rsid w:val="004F0A26"/>
+    <w:rsid w:val="00996B77"/>
     <w:pPr>
       <w:tabs>
         <w:tab w:val="left" w:pos="5040"/>
@@ -7824,7 +7952,7 @@
   <w:style w:type="paragraph" w:customStyle="1" w:styleId="Outlinenumbering">
     <w:name w:val="Outline numbering"/>
     <w:basedOn w:val="Normal"/>
-    <w:rsid w:val="004F0A26"/>
+    <w:rsid w:val="00996B77"/>
     <w:pPr>
       <w:numPr>
         <w:numId w:val="1"/>
@@ -7842,7 +7970,7 @@
   <w:style w:type="paragraph" w:customStyle="1" w:styleId="NumberedHeading2">
     <w:name w:val="Numbered Heading 2"/>
     <w:basedOn w:val="Normal"/>
-    <w:rsid w:val="004F0A26"/>
+    <w:rsid w:val="00996B77"/>
     <w:pPr>
       <w:numPr>
         <w:numId w:val="2"/>
@@ -7852,11 +7980,12 @@
   <w:style w:type="character" w:styleId="PageNumber">
     <w:name w:val="page number"/>
     <w:basedOn w:val="DefaultParagraphFont"/>
-    <w:rsid w:val="004F0A26"/>
+    <w:rsid w:val="00996B77"/>
   </w:style>
   <w:style w:type="character" w:styleId="Hyperlink">
     <w:name w:val="Hyperlink"/>
-    <w:rsid w:val="004F0A26"/>
+    <w:uiPriority w:val="99"/>
+    <w:rsid w:val="00996B77"/>
     <w:rPr>
       <w:color w:val="0000FF"/>
       <w:u w:val="single"/>
@@ -7864,7 +7993,7 @@
   </w:style>
   <w:style w:type="character" w:styleId="FollowedHyperlink">
     <w:name w:val="FollowedHyperlink"/>
-    <w:rsid w:val="004F0A26"/>
+    <w:rsid w:val="00996B77"/>
     <w:rPr>
       <w:color w:val="800080"/>
       <w:u w:val="single"/>
@@ -7875,7 +8004,7 @@
     <w:basedOn w:val="Normal"/>
     <w:uiPriority w:val="34"/>
     <w:qFormat/>
-    <w:rsid w:val="004F0A26"/>
+    <w:rsid w:val="00996B77"/>
     <w:pPr>
       <w:ind w:left="720"/>
     </w:pPr>
@@ -7887,7 +8016,7 @@
     <w:uiPriority w:val="39"/>
     <w:unhideWhenUsed/>
     <w:qFormat/>
-    <w:rsid w:val="004F0A26"/>
+    <w:rsid w:val="00996B77"/>
     <w:pPr>
       <w:keepLines/>
       <w:spacing w:after="0" w:line="259" w:lineRule="auto"/>
@@ -7904,7 +8033,7 @@
     <w:name w:val="Code"/>
     <w:basedOn w:val="Normal"/>
     <w:qFormat/>
-    <w:rsid w:val="004F0A26"/>
+    <w:rsid w:val="00996B77"/>
     <w:pPr>
       <w:spacing w:before="80" w:line="240" w:lineRule="auto"/>
     </w:pPr>
@@ -7919,7 +8048,7 @@
     <w:autoRedefine/>
     <w:uiPriority w:val="39"/>
     <w:unhideWhenUsed/>
-    <w:rsid w:val="004F0A26"/>
+    <w:rsid w:val="00996B77"/>
     <w:pPr>
       <w:spacing w:after="100" w:line="240" w:lineRule="auto"/>
     </w:pPr>
@@ -7931,7 +8060,7 @@
     <w:autoRedefine/>
     <w:uiPriority w:val="39"/>
     <w:unhideWhenUsed/>
-    <w:rsid w:val="004F0A26"/>
+    <w:rsid w:val="00996B77"/>
     <w:pPr>
       <w:spacing w:after="100" w:line="240" w:lineRule="auto"/>
       <w:ind w:left="202"/>
@@ -7945,7 +8074,7 @@
     <w:uiPriority w:val="39"/>
     <w:semiHidden/>
     <w:unhideWhenUsed/>
-    <w:rsid w:val="004F0A26"/>
+    <w:rsid w:val="00996B77"/>
     <w:pPr>
       <w:spacing w:after="100" w:line="240" w:lineRule="auto"/>
       <w:ind w:left="403"/>
@@ -8052,7 +8181,7 @@
 </file>
 
 <file path=word/glossary/document.xml><?xml version="1.0" encoding="utf-8"?>
-<w:glossaryDocument xmlns:wpc="http://schemas.microsoft.com/office/word/2010/wordprocessingCanvas" xmlns:cx="http://schemas.microsoft.com/office/drawing/2014/chartex" xmlns:cx1="http://schemas.microsoft.com/office/drawing/2015/9/8/chartex" xmlns:cx2="http://schemas.microsoft.com/office/drawing/2015/10/21/chartex" xmlns:cx3="http://schemas.microsoft.com/office/drawing/2016/5/9/chartex" xmlns:cx4="http://schemas.microsoft.com/office/drawing/2016/5/10/chartex" xmlns:cx5="http://schemas.microsoft.com/office/drawing/2016/5/11/chartex" xmlns:cx6="http://schemas.microsoft.com/office/drawing/2016/5/12/chartex" xmlns:cx7="http://schemas.microsoft.com/office/drawing/2016/5/13/chartex" xmlns:cx8="http://schemas.microsoft.com/office/drawing/2016/5/14/chartex" xmlns:mc="http://schemas.openxmlformats.org/markup-compatibility/2006" xmlns:aink="http://schemas.microsoft.com/office/drawing/2016/ink" xmlns:am3d="http://schemas.microsoft.com/office/drawing/2017/model3d" xmlns:o="urn:schemas-microsoft-com:office:office" xmlns:oel="http://schemas.microsoft.com/office/2019/extlst" xmlns:r="http://schemas.openxmlformats.org/officeDocument/2006/relationships" xmlns:m="http://schemas.openxmlformats.org/officeDocument/2006/math" xmlns:v="urn:schemas-microsoft-com:vml" xmlns:wp14="http://schemas.microsoft.com/office/word/2010/wordprocessingDrawing" xmlns:wp="http://schemas.openxmlformats.org/drawingml/2006/wordprocessingDrawing" xmlns:w10="urn:schemas-microsoft-com:office:word" xmlns:w="http://schemas.openxmlformats.org/wordprocessingml/2006/main" xmlns:w14="http://schemas.microsoft.com/office/word/2010/wordml" xmlns:w15="http://schemas.microsoft.com/office/word/2012/wordml" xmlns:w16cex="http://schemas.microsoft.com/office/word/2018/wordml/cex" xmlns:w16cid="http://schemas.microsoft.com/office/word/2016/wordml/cid" xmlns:w16="http://schemas.microsoft.com/office/word/2018/wordml" xmlns:w16sdtdh="http://schemas.microsoft.com/office/word/2020/wordml/sdtdatahash" xmlns:w16se="http://schemas.microsoft.com/office/word/2015/wordml/symex" xmlns:wpg="http://schemas.microsoft.com/office/word/2010/wordprocessingGroup" xmlns:wpi="http://schemas.microsoft.com/office/word/2010/wordprocessingInk" xmlns:wne="http://schemas.microsoft.com/office/word/2006/wordml" xmlns:wps="http://schemas.microsoft.com/office/word/2010/wordprocessingShape" mc:Ignorable="w14 w15 w16se w16cid w16 w16cex w16sdtdh wp14">
+<w:glossaryDocument xmlns:wpc="http://schemas.microsoft.com/office/word/2010/wordprocessingCanvas" xmlns:cx="http://schemas.microsoft.com/office/drawing/2014/chartex" xmlns:cx1="http://schemas.microsoft.com/office/drawing/2015/9/8/chartex" xmlns:cx2="http://schemas.microsoft.com/office/drawing/2015/10/21/chartex" xmlns:cx3="http://schemas.microsoft.com/office/drawing/2016/5/9/chartex" xmlns:cx4="http://schemas.microsoft.com/office/drawing/2016/5/10/chartex" xmlns:cx5="http://schemas.microsoft.com/office/drawing/2016/5/11/chartex" xmlns:cx6="http://schemas.microsoft.com/office/drawing/2016/5/12/chartex" xmlns:cx7="http://schemas.microsoft.com/office/drawing/2016/5/13/chartex" xmlns:cx8="http://schemas.microsoft.com/office/drawing/2016/5/14/chartex" xmlns:mc="http://schemas.openxmlformats.org/markup-compatibility/2006" xmlns:aink="http://schemas.microsoft.com/office/drawing/2016/ink" xmlns:am3d="http://schemas.microsoft.com/office/drawing/2017/model3d" xmlns:o="urn:schemas-microsoft-com:office:office" xmlns:oel="http://schemas.microsoft.com/office/2019/extlst" xmlns:r="http://schemas.openxmlformats.org/officeDocument/2006/relationships" xmlns:m="http://schemas.openxmlformats.org/officeDocument/2006/math" xmlns:v="urn:schemas-microsoft-com:vml" xmlns:wp14="http://schemas.microsoft.com/office/word/2010/wordprocessingDrawing" xmlns:wp="http://schemas.openxmlformats.org/drawingml/2006/wordprocessingDrawing" xmlns:w10="urn:schemas-microsoft-com:office:word" xmlns:w="http://schemas.openxmlformats.org/wordprocessingml/2006/main" xmlns:w14="http://schemas.microsoft.com/office/word/2010/wordml" xmlns:w15="http://schemas.microsoft.com/office/word/2012/wordml" xmlns:w16cex="http://schemas.microsoft.com/office/word/2018/wordml/cex" xmlns:w16cid="http://schemas.microsoft.com/office/word/2016/wordml/cid" xmlns:w16="http://schemas.microsoft.com/office/word/2018/wordml" xmlns:w16du="http://schemas.microsoft.com/office/word/2023/wordml/word16du" xmlns:w16sdtdh="http://schemas.microsoft.com/office/word/2020/wordml/sdtdatahash" xmlns:w16sdtfl="http://schemas.microsoft.com/office/word/2024/wordml/sdtformatlock" xmlns:w16se="http://schemas.microsoft.com/office/word/2015/wordml/symex" xmlns:wpg="http://schemas.microsoft.com/office/word/2010/wordprocessingGroup" xmlns:wpi="http://schemas.microsoft.com/office/word/2010/wordprocessingInk" xmlns:wne="http://schemas.microsoft.com/office/word/2006/wordml" xmlns:wps="http://schemas.microsoft.com/office/word/2010/wordprocessingShape" mc:Ignorable="w14 w15 w16se w16cid w16 w16cex w16sdtdh w16sdtfl w16du wp14">
   <w:docParts>
     <w:docPart>
       <w:docPartPr>
@@ -8174,72 +8303,12 @@
         </w:p>
       </w:docPartBody>
     </w:docPart>
-    <w:docPart>
-      <w:docPartPr>
-        <w:name w:val="DA9E43D1CB57462F9E3382C125F28079"/>
-        <w:category>
-          <w:name w:val="General"/>
-          <w:gallery w:val="placeholder"/>
-        </w:category>
-        <w:types>
-          <w:type w:val="bbPlcHdr"/>
-        </w:types>
-        <w:behaviors>
-          <w:behavior w:val="content"/>
-        </w:behaviors>
-        <w:guid w:val="{DCAA4F55-3AF5-4B51-8DA8-B41C25B7736D}"/>
-      </w:docPartPr>
-      <w:docPartBody>
-        <w:p>
-          <w:pPr>
-            <w:pStyle w:val="DA9E43D1CB57462F9E3382C125F28079"/>
-          </w:pPr>
-          <w:r>
-            <w:rPr>
-              <w:rStyle w:val="PlaceholderText"/>
-              <w:color w:val="FF0000"/>
-            </w:rPr>
-            <w:t>Click or tap here to enter text.</w:t>
-          </w:r>
-        </w:p>
-      </w:docPartBody>
-    </w:docPart>
-    <w:docPart>
-      <w:docPartPr>
-        <w:name w:val="09159CA00C7F475FBDD326C64E60CE06"/>
-        <w:category>
-          <w:name w:val="General"/>
-          <w:gallery w:val="placeholder"/>
-        </w:category>
-        <w:types>
-          <w:type w:val="bbPlcHdr"/>
-        </w:types>
-        <w:behaviors>
-          <w:behavior w:val="content"/>
-        </w:behaviors>
-        <w:guid w:val="{3EF1B476-CEBB-45F2-B395-6A42B60B5835}"/>
-      </w:docPartPr>
-      <w:docPartBody>
-        <w:p>
-          <w:pPr>
-            <w:pStyle w:val="09159CA00C7F475FBDD326C64E60CE06"/>
-          </w:pPr>
-          <w:r>
-            <w:rPr>
-              <w:rStyle w:val="PlaceholderText"/>
-              <w:color w:val="FF0000"/>
-            </w:rPr>
-            <w:t>Click or tap here to enter text.</w:t>
-          </w:r>
-        </w:p>
-      </w:docPartBody>
-    </w:docPart>
   </w:docParts>
 </w:glossaryDocument>
 </file>
 
 <file path=word/glossary/fontTable.xml><?xml version="1.0" encoding="utf-8"?>
-<w:fonts xmlns:mc="http://schemas.openxmlformats.org/markup-compatibility/2006" xmlns:r="http://schemas.openxmlformats.org/officeDocument/2006/relationships" xmlns:w="http://schemas.openxmlformats.org/wordprocessingml/2006/main" xmlns:w14="http://schemas.microsoft.com/office/word/2010/wordml" xmlns:w15="http://schemas.microsoft.com/office/word/2012/wordml" xmlns:w16cex="http://schemas.microsoft.com/office/word/2018/wordml/cex" xmlns:w16cid="http://schemas.microsoft.com/office/word/2016/wordml/cid" xmlns:w16="http://schemas.microsoft.com/office/word/2018/wordml" xmlns:w16sdtdh="http://schemas.microsoft.com/office/word/2020/wordml/sdtdatahash" xmlns:w16se="http://schemas.microsoft.com/office/word/2015/wordml/symex" mc:Ignorable="w14 w15 w16se w16cid w16 w16cex w16sdtdh">
+<w:fonts xmlns:mc="http://schemas.openxmlformats.org/markup-compatibility/2006" xmlns:r="http://schemas.openxmlformats.org/officeDocument/2006/relationships" xmlns:w="http://schemas.openxmlformats.org/wordprocessingml/2006/main" xmlns:w14="http://schemas.microsoft.com/office/word/2010/wordml" xmlns:w15="http://schemas.microsoft.com/office/word/2012/wordml" xmlns:w16cex="http://schemas.microsoft.com/office/word/2018/wordml/cex" xmlns:w16cid="http://schemas.microsoft.com/office/word/2016/wordml/cid" xmlns:w16="http://schemas.microsoft.com/office/word/2018/wordml" xmlns:w16du="http://schemas.microsoft.com/office/word/2023/wordml/word16du" xmlns:w16sdtdh="http://schemas.microsoft.com/office/word/2020/wordml/sdtdatahash" xmlns:w16sdtfl="http://schemas.microsoft.com/office/word/2024/wordml/sdtformatlock" xmlns:w16se="http://schemas.microsoft.com/office/word/2015/wordml/symex" mc:Ignorable="w14 w15 w16se w16cid w16 w16cex w16sdtdh w16sdtfl w16du">
   <w:font w:name="Times New Roman">
     <w:panose1 w:val="02020603050405020304"/>
     <w:charset w:val="00"/>
@@ -8252,7 +8321,7 @@
     <w:charset w:val="00"/>
     <w:family w:val="swiss"/>
     <w:pitch w:val="variable"/>
-    <w:sig w:usb0="E4002EFF" w:usb1="C000247B" w:usb2="00000009" w:usb3="00000000" w:csb0="000001FF" w:csb1="00000000"/>
+    <w:sig w:usb0="E4002EFF" w:usb1="C200247B" w:usb2="00000009" w:usb3="00000000" w:csb0="000001FF" w:csb1="00000000"/>
   </w:font>
   <w:font w:name="Verdana">
     <w:panose1 w:val="020B0604030504040204"/>
@@ -8294,13 +8363,25 @@
     <w:charset w:val="00"/>
     <w:family w:val="swiss"/>
     <w:pitch w:val="variable"/>
-    <w:sig w:usb0="E4002EFF" w:usb1="C000247B" w:usb2="00000009" w:usb3="00000000" w:csb0="000001FF" w:csb1="00000000"/>
+    <w:sig w:usb0="E4002EFF" w:usb1="C200247B" w:usb2="00000009" w:usb3="00000000" w:csb0="000001FF" w:csb1="00000000"/>
+  </w:font>
+  <w:font w:name="Aptos">
+    <w:charset w:val="00"/>
+    <w:family w:val="swiss"/>
+    <w:pitch w:val="variable"/>
+    <w:sig w:usb0="20000287" w:usb1="00000003" w:usb2="00000000" w:usb3="00000000" w:csb0="0000019F" w:csb1="00000000"/>
+  </w:font>
+  <w:font w:name="Aptos Display">
+    <w:charset w:val="00"/>
+    <w:family w:val="swiss"/>
+    <w:pitch w:val="variable"/>
+    <w:sig w:usb0="20000287" w:usb1="00000003" w:usb2="00000000" w:usb3="00000000" w:csb0="0000019F" w:csb1="00000000"/>
   </w:font>
 </w:fonts>
 </file>
 
 <file path=word/glossary/settings.xml><?xml version="1.0" encoding="utf-8"?>
-<w:settings xmlns:mc="http://schemas.openxmlformats.org/markup-compatibility/2006" xmlns:o="urn:schemas-microsoft-com:office:office" xmlns:r="http://schemas.openxmlformats.org/officeDocument/2006/relationships" xmlns:m="http://schemas.openxmlformats.org/officeDocument/2006/math" xmlns:v="urn:schemas-microsoft-com:vml" xmlns:w10="urn:schemas-microsoft-com:office:word" xmlns:w="http://schemas.openxmlformats.org/wordprocessingml/2006/main" xmlns:w14="http://schemas.microsoft.com/office/word/2010/wordml" xmlns:w15="http://schemas.microsoft.com/office/word/2012/wordml" xmlns:w16cex="http://schemas.microsoft.com/office/word/2018/wordml/cex" xmlns:w16cid="http://schemas.microsoft.com/office/word/2016/wordml/cid" xmlns:w16="http://schemas.microsoft.com/office/word/2018/wordml" xmlns:w16sdtdh="http://schemas.microsoft.com/office/word/2020/wordml/sdtdatahash" xmlns:w16se="http://schemas.microsoft.com/office/word/2015/wordml/symex" xmlns:sl="http://schemas.openxmlformats.org/schemaLibrary/2006/main" mc:Ignorable="w14 w15 w16se w16cid w16 w16cex w16sdtdh">
+<w:settings xmlns:mc="http://schemas.openxmlformats.org/markup-compatibility/2006" xmlns:o="urn:schemas-microsoft-com:office:office" xmlns:r="http://schemas.openxmlformats.org/officeDocument/2006/relationships" xmlns:m="http://schemas.openxmlformats.org/officeDocument/2006/math" xmlns:v="urn:schemas-microsoft-com:vml" xmlns:w10="urn:schemas-microsoft-com:office:word" xmlns:w="http://schemas.openxmlformats.org/wordprocessingml/2006/main" xmlns:w14="http://schemas.microsoft.com/office/word/2010/wordml" xmlns:w15="http://schemas.microsoft.com/office/word/2012/wordml" xmlns:w16cex="http://schemas.microsoft.com/office/word/2018/wordml/cex" xmlns:w16cid="http://schemas.microsoft.com/office/word/2016/wordml/cid" xmlns:w16="http://schemas.microsoft.com/office/word/2018/wordml" xmlns:w16du="http://schemas.microsoft.com/office/word/2023/wordml/word16du" xmlns:w16sdtdh="http://schemas.microsoft.com/office/word/2020/wordml/sdtdatahash" xmlns:w16sdtfl="http://schemas.microsoft.com/office/word/2024/wordml/sdtformatlock" xmlns:w16se="http://schemas.microsoft.com/office/word/2015/wordml/symex" xmlns:sl="http://schemas.openxmlformats.org/schemaLibrary/2006/main" mc:Ignorable="w14 w15 w16se w16cid w16 w16cex w16sdtdh w16sdtfl w16du">
   <w:view w:val="normal"/>
   <w:defaultTabStop w:val="720"/>
   <w:characterSpacingControl w:val="doNotCompress"/>
@@ -8320,6 +8401,7 @@
     <w:rsid w:val="00171195"/>
     <w:rsid w:val="001B274F"/>
     <w:rsid w:val="004C17B1"/>
+    <w:rsid w:val="005A103D"/>
     <w:rsid w:val="00986F8B"/>
     <w:rsid w:val="00BF4911"/>
     <w:rsid w:val="00EE622E"/>
@@ -8348,7 +8430,7 @@
 </file>
 
 <file path=word/glossary/styles.xml><?xml version="1.0" encoding="utf-8"?>
-<w:styles xmlns:mc="http://schemas.openxmlformats.org/markup-compatibility/2006" xmlns:r="http://schemas.openxmlformats.org/officeDocument/2006/relationships" xmlns:w="http://schemas.openxmlformats.org/wordprocessingml/2006/main" xmlns:w14="http://schemas.microsoft.com/office/word/2010/wordml" xmlns:w15="http://schemas.microsoft.com/office/word/2012/wordml" xmlns:w16cex="http://schemas.microsoft.com/office/word/2018/wordml/cex" xmlns:w16cid="http://schemas.microsoft.com/office/word/2016/wordml/cid" xmlns:w16="http://schemas.microsoft.com/office/word/2018/wordml" xmlns:w16sdtdh="http://schemas.microsoft.com/office/word/2020/wordml/sdtdatahash" xmlns:w16se="http://schemas.microsoft.com/office/word/2015/wordml/symex" mc:Ignorable="w14 w15 w16se w16cid w16 w16cex w16sdtdh">
+<w:styles xmlns:mc="http://schemas.openxmlformats.org/markup-compatibility/2006" xmlns:r="http://schemas.openxmlformats.org/officeDocument/2006/relationships" xmlns:w="http://schemas.openxmlformats.org/wordprocessingml/2006/main" xmlns:w14="http://schemas.microsoft.com/office/word/2010/wordml" xmlns:w15="http://schemas.microsoft.com/office/word/2012/wordml" xmlns:w16cex="http://schemas.microsoft.com/office/word/2018/wordml/cex" xmlns:w16cid="http://schemas.microsoft.com/office/word/2016/wordml/cid" xmlns:w16="http://schemas.microsoft.com/office/word/2018/wordml" xmlns:w16du="http://schemas.microsoft.com/office/word/2023/wordml/word16du" xmlns:w16sdtdh="http://schemas.microsoft.com/office/word/2020/wordml/sdtdatahash" xmlns:w16sdtfl="http://schemas.microsoft.com/office/word/2024/wordml/sdtformatlock" xmlns:w16se="http://schemas.microsoft.com/office/word/2015/wordml/symex" mc:Ignorable="w14 w15 w16se w16cid w16 w16cex w16sdtdh w16sdtfl w16du">
   <w:docDefaults>
     <w:rPrDefault>
       <w:rPr>
@@ -8808,7 +8890,7 @@
 </file>
 
 <file path=word/glossary/webSettings.xml><?xml version="1.0" encoding="utf-8"?>
-<w:webSettings xmlns:mc="http://schemas.openxmlformats.org/markup-compatibility/2006" xmlns:r="http://schemas.openxmlformats.org/officeDocument/2006/relationships" xmlns:w="http://schemas.openxmlformats.org/wordprocessingml/2006/main" xmlns:w14="http://schemas.microsoft.com/office/word/2010/wordml" xmlns:w15="http://schemas.microsoft.com/office/word/2012/wordml" xmlns:w16cex="http://schemas.microsoft.com/office/word/2018/wordml/cex" xmlns:w16cid="http://schemas.microsoft.com/office/word/2016/wordml/cid" xmlns:w16="http://schemas.microsoft.com/office/word/2018/wordml" xmlns:w16sdtdh="http://schemas.microsoft.com/office/word/2020/wordml/sdtdatahash" xmlns:w16se="http://schemas.microsoft.com/office/word/2015/wordml/symex" mc:Ignorable="w14 w15 w16se w16cid w16 w16cex w16sdtdh">
+<w:webSettings xmlns:mc="http://schemas.openxmlformats.org/markup-compatibility/2006" xmlns:r="http://schemas.openxmlformats.org/officeDocument/2006/relationships" xmlns:w="http://schemas.openxmlformats.org/wordprocessingml/2006/main" xmlns:w14="http://schemas.microsoft.com/office/word/2010/wordml" xmlns:w15="http://schemas.microsoft.com/office/word/2012/wordml" xmlns:w16cex="http://schemas.microsoft.com/office/word/2018/wordml/cex" xmlns:w16cid="http://schemas.microsoft.com/office/word/2016/wordml/cid" xmlns:w16="http://schemas.microsoft.com/office/word/2018/wordml" xmlns:w16du="http://schemas.microsoft.com/office/word/2023/wordml/word16du" xmlns:w16sdtdh="http://schemas.microsoft.com/office/word/2020/wordml/sdtdatahash" xmlns:w16sdtfl="http://schemas.microsoft.com/office/word/2024/wordml/sdtformatlock" xmlns:w16se="http://schemas.microsoft.com/office/word/2015/wordml/symex" mc:Ignorable="w14 w15 w16se w16cid w16 w16cex w16sdtdh w16sdtfl w16du">
   <w:optimizeForBrowser/>
   <w:allowPNG/>
 </w:webSettings>

--- a/Ethical_Hacking/Bettercap/7.Detect_ARP_Spoofing.docx
+++ b/Ethical_Hacking/Bettercap/7.Detect_ARP_Spoofing.docx
@@ -9,7 +9,7 @@
           <w:bCs/>
         </w:rPr>
       </w:pPr>
-      <w:bookmarkStart w:id="0" w:name="_Toc191962148"/>
+      <w:bookmarkStart w:id="0" w:name="_Toc191963508"/>
       <w:r>
         <w:t>Detect ARP Spoofing</w:t>
       </w:r>
@@ -67,7 +67,7 @@
           <w:r>
             <w:fldChar w:fldCharType="separate"/>
           </w:r>
-          <w:hyperlink w:anchor="_Toc191962148" w:history="1">
+          <w:hyperlink w:anchor="_Toc191963508" w:history="1">
             <w:r>
               <w:rPr>
                 <w:rStyle w:val="Hyperlink"/>
@@ -94,7 +94,7 @@
                 <w:noProof/>
                 <w:webHidden/>
               </w:rPr>
-              <w:instrText xml:space="preserve"> PAGEREF _Toc191962148 \h </w:instrText>
+              <w:instrText xml:space="preserve"> PAGEREF _Toc191963508 \h </w:instrText>
             </w:r>
             <w:r>
               <w:rPr>
@@ -139,7 +139,7 @@
               <w14:ligatures w14:val="standardContextual"/>
             </w:rPr>
           </w:pPr>
-          <w:hyperlink w:anchor="_Toc191962149" w:history="1">
+          <w:hyperlink w:anchor="_Toc191963509" w:history="1">
             <w:r>
               <w:rPr>
                 <w:rStyle w:val="Hyperlink"/>
@@ -166,7 +166,7 @@
                 <w:noProof/>
                 <w:webHidden/>
               </w:rPr>
-              <w:instrText xml:space="preserve"> PAGEREF _Toc191962149 \h </w:instrText>
+              <w:instrText xml:space="preserve"> PAGEREF _Toc191963509 \h </w:instrText>
             </w:r>
             <w:r>
               <w:rPr>
@@ -211,7 +211,7 @@
               <w14:ligatures w14:val="standardContextual"/>
             </w:rPr>
           </w:pPr>
-          <w:hyperlink w:anchor="_Toc191962150" w:history="1">
+          <w:hyperlink w:anchor="_Toc191963510" w:history="1">
             <w:r>
               <w:rPr>
                 <w:rStyle w:val="Hyperlink"/>
@@ -238,7 +238,7 @@
                 <w:noProof/>
                 <w:webHidden/>
               </w:rPr>
-              <w:instrText xml:space="preserve"> PAGEREF _Toc191962150 \h </w:instrText>
+              <w:instrText xml:space="preserve"> PAGEREF _Toc191963510 \h </w:instrText>
             </w:r>
             <w:r>
               <w:rPr>
@@ -283,7 +283,7 @@
               <w14:ligatures w14:val="standardContextual"/>
             </w:rPr>
           </w:pPr>
-          <w:hyperlink w:anchor="_Toc191962151" w:history="1">
+          <w:hyperlink w:anchor="_Toc191963511" w:history="1">
             <w:r>
               <w:rPr>
                 <w:rStyle w:val="Hyperlink"/>
@@ -310,7 +310,7 @@
                 <w:noProof/>
                 <w:webHidden/>
               </w:rPr>
-              <w:instrText xml:space="preserve"> PAGEREF _Toc191962151 \h </w:instrText>
+              <w:instrText xml:space="preserve"> PAGEREF _Toc191963511 \h </w:instrText>
             </w:r>
             <w:r>
               <w:rPr>
@@ -355,7 +355,7 @@
               <w14:ligatures w14:val="standardContextual"/>
             </w:rPr>
           </w:pPr>
-          <w:hyperlink w:anchor="_Toc191962152" w:history="1">
+          <w:hyperlink w:anchor="_Toc191963512" w:history="1">
             <w:r>
               <w:rPr>
                 <w:rStyle w:val="Hyperlink"/>
@@ -382,7 +382,79 @@
                 <w:noProof/>
                 <w:webHidden/>
               </w:rPr>
-              <w:instrText xml:space="preserve"> PAGEREF _Toc191962152 \h </w:instrText>
+              <w:instrText xml:space="preserve"> PAGEREF _Toc191963512 \h </w:instrText>
+            </w:r>
+            <w:r>
+              <w:rPr>
+                <w:noProof/>
+                <w:webHidden/>
+              </w:rPr>
+            </w:r>
+            <w:r>
+              <w:rPr>
+                <w:noProof/>
+                <w:webHidden/>
+              </w:rPr>
+              <w:fldChar w:fldCharType="separate"/>
+            </w:r>
+            <w:r>
+              <w:rPr>
+                <w:noProof/>
+                <w:webHidden/>
+              </w:rPr>
+              <w:t>3</w:t>
+            </w:r>
+            <w:r>
+              <w:rPr>
+                <w:noProof/>
+                <w:webHidden/>
+              </w:rPr>
+              <w:fldChar w:fldCharType="end"/>
+            </w:r>
+          </w:hyperlink>
+        </w:p>
+        <w:p>
+          <w:pPr>
+            <w:pStyle w:val="TOC1"/>
+            <w:tabs>
+              <w:tab w:val="right" w:leader="dot" w:pos="9350"/>
+            </w:tabs>
+            <w:rPr>
+              <w:rFonts w:asciiTheme="minorHAnsi" w:eastAsiaTheme="minorEastAsia" w:hAnsiTheme="minorHAnsi" w:cstheme="minorBidi"/>
+              <w:noProof/>
+              <w:kern w:val="2"/>
+              <w:sz w:val="24"/>
+              <w14:ligatures w14:val="standardContextual"/>
+            </w:rPr>
+          </w:pPr>
+          <w:hyperlink w:anchor="_Toc191963513" w:history="1">
+            <w:r>
+              <w:rPr>
+                <w:rStyle w:val="Hyperlink"/>
+                <w:noProof/>
+              </w:rPr>
+              <w:t>4: Arp Spoof Detector</w:t>
+            </w:r>
+            <w:r>
+              <w:rPr>
+                <w:noProof/>
+                <w:webHidden/>
+              </w:rPr>
+              <w:tab/>
+            </w:r>
+            <w:r>
+              <w:rPr>
+                <w:noProof/>
+                <w:webHidden/>
+              </w:rPr>
+              <w:fldChar w:fldCharType="begin"/>
+            </w:r>
+            <w:r>
+              <w:rPr>
+                <w:noProof/>
+                <w:webHidden/>
+              </w:rPr>
+              <w:instrText xml:space="preserve"> PAGEREF _Toc191963513 \h </w:instrText>
             </w:r>
             <w:r>
               <w:rPr>
@@ -427,7 +499,7 @@
               <w14:ligatures w14:val="standardContextual"/>
             </w:rPr>
           </w:pPr>
-          <w:hyperlink w:anchor="_Toc191962153" w:history="1">
+          <w:hyperlink w:anchor="_Toc191963514" w:history="1">
             <w:r>
               <w:rPr>
                 <w:rStyle w:val="Hyperlink"/>
@@ -454,7 +526,7 @@
                 <w:noProof/>
                 <w:webHidden/>
               </w:rPr>
-              <w:instrText xml:space="preserve"> PAGEREF _Toc191962153 \h </w:instrText>
+              <w:instrText xml:space="preserve"> PAGEREF _Toc191963514 \h </w:instrText>
             </w:r>
             <w:r>
               <w:rPr>
@@ -474,7 +546,7 @@
                 <w:noProof/>
                 <w:webHidden/>
               </w:rPr>
-              <w:t>3</w:t>
+              <w:t>5</w:t>
             </w:r>
             <w:r>
               <w:rPr>
@@ -506,14 +578,20 @@
     </w:sdt>
     <w:p>
       <w:r>
-        <w:t>Time required: 30 minutes</w:t>
+        <w:t xml:space="preserve">Time required: </w:t>
+      </w:r>
+      <w:r>
+        <w:t>6</w:t>
+      </w:r>
+      <w:r>
+        <w:t>0 minutes</w:t>
       </w:r>
     </w:p>
     <w:p>
       <w:pPr>
         <w:pStyle w:val="Heading1"/>
       </w:pPr>
-      <w:bookmarkStart w:id="1" w:name="_Toc191962149"/>
+      <w:bookmarkStart w:id="1" w:name="_Toc191963509"/>
       <w:r>
         <w:t>Lab Requirements</w:t>
       </w:r>
@@ -598,7 +676,7 @@
       <w:pPr>
         <w:pStyle w:val="Heading1"/>
       </w:pPr>
-      <w:bookmarkStart w:id="2" w:name="_Toc191962150"/>
+      <w:bookmarkStart w:id="2" w:name="_Toc191963510"/>
       <w:r>
         <w:t>1</w:t>
       </w:r>
@@ -819,7 +897,7 @@
       <w:pPr>
         <w:pStyle w:val="Heading1"/>
       </w:pPr>
-      <w:bookmarkStart w:id="3" w:name="_Toc191962151"/>
+      <w:bookmarkStart w:id="3" w:name="_Toc191963511"/>
       <w:r>
         <w:t>2</w:t>
       </w:r>
@@ -854,6 +932,23 @@
       <w:r>
         <w:t xml:space="preserve"> with a caplet file.</w:t>
       </w:r>
+    </w:p>
+    <w:p>
+      <w:pPr>
+        <w:pStyle w:val="ListParagraph"/>
+        <w:numPr>
+          <w:ilvl w:val="0"/>
+          <w:numId w:val="4"/>
+        </w:numPr>
+      </w:pPr>
+      <w:r>
+        <w:t xml:space="preserve">cd </w:t>
+      </w:r>
+      <w:proofErr w:type="spellStart"/>
+      <w:r>
+        <w:t>bettercap</w:t>
+      </w:r>
+      <w:proofErr w:type="spellEnd"/>
     </w:p>
     <w:p>
       <w:pPr>
@@ -962,7 +1057,7 @@
               <w:t xml:space="preserve"> 10.10.1.</w:t>
             </w:r>
             <w:r>
-              <w:t>11</w:t>
+              <w:t>6</w:t>
             </w:r>
           </w:p>
           <w:p>
@@ -1098,14 +1193,6 @@
             </w:r>
             <w:proofErr w:type="spellEnd"/>
             <w:r>
-              <w:t>/</w:t>
-            </w:r>
-            <w:proofErr w:type="spellStart"/>
-            <w:r>
-              <w:t>bettercap</w:t>
-            </w:r>
-            <w:proofErr w:type="spellEnd"/>
-            <w:r>
               <w:t xml:space="preserve"> -</w:t>
             </w:r>
             <w:proofErr w:type="spellStart"/>
@@ -1142,6 +1229,7 @@
         <w:rPr>
           <w:noProof/>
         </w:rPr>
+        <w:lastRenderedPageBreak/>
         <w:drawing>
           <wp:inline distT="0" distB="0" distL="0" distR="0" wp14:anchorId="55FA3DC8" wp14:editId="1A496CB7">
             <wp:extent cx="5943600" cy="1830070"/>
@@ -1206,9 +1294,8 @@
       <w:pPr>
         <w:pStyle w:val="Heading1"/>
       </w:pPr>
-      <w:bookmarkStart w:id="5" w:name="_Toc191962152"/>
-      <w:r>
-        <w:lastRenderedPageBreak/>
+      <w:bookmarkStart w:id="5" w:name="_Toc191963512"/>
+      <w:r>
         <w:t xml:space="preserve">3: </w:t>
       </w:r>
       <w:r>
@@ -1572,16 +1659,231 @@
     </w:p>
     <w:p>
       <w:pPr>
-        <w:pStyle w:val="Heading2"/>
-      </w:pPr>
-      <w:bookmarkStart w:id="6" w:name="_Toc191962153"/>
-      <w:r>
-        <w:t>Assignment Submission</w:t>
+        <w:pStyle w:val="Heading1"/>
+      </w:pPr>
+      <w:bookmarkStart w:id="6" w:name="_Toc191963513"/>
+      <w:r>
+        <w:t xml:space="preserve">4: </w:t>
+      </w:r>
+      <w:r>
+        <w:t>Arp Spoof Detector</w:t>
       </w:r>
       <w:bookmarkEnd w:id="6"/>
     </w:p>
     <w:p>
       <w:r>
+        <w:t xml:space="preserve">We are going to use Python and the </w:t>
+      </w:r>
+      <w:proofErr w:type="spellStart"/>
+      <w:r>
+        <w:t>scapy</w:t>
+      </w:r>
+      <w:proofErr w:type="spellEnd"/>
+      <w:r>
+        <w:t xml:space="preserve"> library to build an automated ARP spoof detector.</w:t>
+      </w:r>
+    </w:p>
+    <w:p>
+      <w:pPr>
+        <w:pStyle w:val="ListParagraph"/>
+        <w:numPr>
+          <w:ilvl w:val="0"/>
+          <w:numId w:val="50"/>
+        </w:numPr>
+      </w:pPr>
+      <w:r>
+        <w:t xml:space="preserve">In Kali Linux </w:t>
+      </w:r>
+      <w:r>
+        <w:sym w:font="Wingdings" w:char="F0E0"/>
+      </w:r>
+      <w:r>
+        <w:t xml:space="preserve"> create a Python file named arp_spoof_detector.py</w:t>
+      </w:r>
+    </w:p>
+    <w:p>
+      <w:pPr>
+        <w:pStyle w:val="ListParagraph"/>
+        <w:numPr>
+          <w:ilvl w:val="0"/>
+          <w:numId w:val="50"/>
+        </w:numPr>
+      </w:pPr>
+      <w:r>
+        <w:t>Enter the following code in your favorite Linux text editor.</w:t>
+      </w:r>
+    </w:p>
+    <w:p>
+      <w:pPr>
+        <w:pStyle w:val="ListParagraph"/>
+        <w:numPr>
+          <w:ilvl w:val="0"/>
+          <w:numId w:val="50"/>
+        </w:numPr>
+      </w:pPr>
+      <w:r>
+        <w:lastRenderedPageBreak/>
+        <w:t>Run this program.</w:t>
+      </w:r>
+    </w:p>
+    <w:p>
+      <w:pPr>
+        <w:pStyle w:val="ListParagraph"/>
+        <w:numPr>
+          <w:ilvl w:val="0"/>
+          <w:numId w:val="50"/>
+        </w:numPr>
+      </w:pPr>
+      <w:r>
+        <w:t xml:space="preserve">Start </w:t>
+      </w:r>
+      <w:proofErr w:type="spellStart"/>
+      <w:r>
+        <w:t>bettercap</w:t>
+      </w:r>
+      <w:proofErr w:type="spellEnd"/>
+      <w:r>
+        <w:t xml:space="preserve"> with the </w:t>
+      </w:r>
+      <w:proofErr w:type="spellStart"/>
+      <w:r>
+        <w:t>spoof.cap</w:t>
+      </w:r>
+      <w:proofErr w:type="spellEnd"/>
+      <w:r>
+        <w:t xml:space="preserve"> caplet file like you did above.</w:t>
+      </w:r>
+    </w:p>
+    <w:p>
+      <w:r>
+        <w:rPr>
+          <w:noProof/>
+        </w:rPr>
+        <w:drawing>
+          <wp:inline distT="0" distB="0" distL="0" distR="0" wp14:anchorId="5EE71770" wp14:editId="62776C6B">
+            <wp:extent cx="5943600" cy="5370195"/>
+            <wp:effectExtent l="38100" t="38100" r="95250" b="97155"/>
+            <wp:docPr id="1778660024" name="Picture 1" descr="A screen shot of a computer program&#10;&#10;AI-generated content may be incorrect."/>
+            <wp:cNvGraphicFramePr>
+              <a:graphicFrameLocks xmlns:a="http://schemas.openxmlformats.org/drawingml/2006/main" noChangeAspect="1"/>
+            </wp:cNvGraphicFramePr>
+            <a:graphic xmlns:a="http://schemas.openxmlformats.org/drawingml/2006/main">
+              <a:graphicData uri="http://schemas.openxmlformats.org/drawingml/2006/picture">
+                <pic:pic xmlns:pic="http://schemas.openxmlformats.org/drawingml/2006/picture">
+                  <pic:nvPicPr>
+                    <pic:cNvPr id="1778660024" name="Picture 1" descr="A screen shot of a computer program&#10;&#10;AI-generated content may be incorrect."/>
+                    <pic:cNvPicPr/>
+                  </pic:nvPicPr>
+                  <pic:blipFill>
+                    <a:blip r:embed="rId9"/>
+                    <a:stretch>
+                      <a:fillRect/>
+                    </a:stretch>
+                  </pic:blipFill>
+                  <pic:spPr>
+                    <a:xfrm>
+                      <a:off x="0" y="0"/>
+                      <a:ext cx="5943600" cy="5370195"/>
+                    </a:xfrm>
+                    <a:prstGeom prst="rect">
+                      <a:avLst/>
+                    </a:prstGeom>
+                    <a:ln w="6350" cap="sq">
+                      <a:solidFill>
+                        <a:srgbClr val="000000"/>
+                      </a:solidFill>
+                      <a:prstDash val="solid"/>
+                      <a:miter lim="800000"/>
+                    </a:ln>
+                    <a:effectLst>
+                      <a:outerShdw blurRad="50800" dist="38100" dir="2700000" algn="tl" rotWithShape="0">
+                        <a:srgbClr val="000000">
+                          <a:alpha val="43000"/>
+                        </a:srgbClr>
+                      </a:outerShdw>
+                    </a:effectLst>
+                  </pic:spPr>
+                </pic:pic>
+              </a:graphicData>
+            </a:graphic>
+          </wp:inline>
+        </w:drawing>
+      </w:r>
+    </w:p>
+    <w:p>
+      <w:r>
+        <w:t>Example run:</w:t>
+      </w:r>
+    </w:p>
+    <w:p>
+      <w:r>
+        <w:rPr>
+          <w:noProof/>
+        </w:rPr>
+        <w:lastRenderedPageBreak/>
+        <w:drawing>
+          <wp:inline distT="0" distB="0" distL="0" distR="0" wp14:anchorId="05F14CDC" wp14:editId="507D9214">
+            <wp:extent cx="5943600" cy="2004695"/>
+            <wp:effectExtent l="38100" t="38100" r="95250" b="90805"/>
+            <wp:docPr id="462692668" name="Picture 1" descr="A screenshot of a computer&#10;&#10;AI-generated content may be incorrect."/>
+            <wp:cNvGraphicFramePr>
+              <a:graphicFrameLocks xmlns:a="http://schemas.openxmlformats.org/drawingml/2006/main" noChangeAspect="1"/>
+            </wp:cNvGraphicFramePr>
+            <a:graphic xmlns:a="http://schemas.openxmlformats.org/drawingml/2006/main">
+              <a:graphicData uri="http://schemas.openxmlformats.org/drawingml/2006/picture">
+                <pic:pic xmlns:pic="http://schemas.openxmlformats.org/drawingml/2006/picture">
+                  <pic:nvPicPr>
+                    <pic:cNvPr id="462692668" name="Picture 1" descr="A screenshot of a computer&#10;&#10;AI-generated content may be incorrect."/>
+                    <pic:cNvPicPr/>
+                  </pic:nvPicPr>
+                  <pic:blipFill>
+                    <a:blip r:embed="rId10"/>
+                    <a:stretch>
+                      <a:fillRect/>
+                    </a:stretch>
+                  </pic:blipFill>
+                  <pic:spPr>
+                    <a:xfrm>
+                      <a:off x="0" y="0"/>
+                      <a:ext cx="5943600" cy="2004695"/>
+                    </a:xfrm>
+                    <a:prstGeom prst="rect">
+                      <a:avLst/>
+                    </a:prstGeom>
+                    <a:ln w="6350" cap="sq">
+                      <a:solidFill>
+                        <a:srgbClr val="000000"/>
+                      </a:solidFill>
+                      <a:prstDash val="solid"/>
+                      <a:miter lim="800000"/>
+                    </a:ln>
+                    <a:effectLst>
+                      <a:outerShdw blurRad="50800" dist="38100" dir="2700000" algn="tl" rotWithShape="0">
+                        <a:srgbClr val="000000">
+                          <a:alpha val="43000"/>
+                        </a:srgbClr>
+                      </a:outerShdw>
+                    </a:effectLst>
+                  </pic:spPr>
+                </pic:pic>
+              </a:graphicData>
+            </a:graphic>
+          </wp:inline>
+        </w:drawing>
+      </w:r>
+    </w:p>
+    <w:p>
+      <w:pPr>
+        <w:pStyle w:val="Heading2"/>
+      </w:pPr>
+      <w:bookmarkStart w:id="7" w:name="_Toc191963514"/>
+      <w:r>
+        <w:t>Assignment Submission</w:t>
+      </w:r>
+      <w:bookmarkEnd w:id="7"/>
+    </w:p>
+    <w:p>
+      <w:r>
         <w:t xml:space="preserve">Attach this completed document to the assignment in </w:t>
       </w:r>
       <w:proofErr w:type="spellStart"/>
@@ -1594,12 +1896,12 @@
       </w:r>
     </w:p>
     <w:sectPr>
-      <w:headerReference w:type="even" r:id="rId9"/>
-      <w:headerReference w:type="default" r:id="rId10"/>
-      <w:footerReference w:type="even" r:id="rId11"/>
-      <w:footerReference w:type="default" r:id="rId12"/>
-      <w:headerReference w:type="first" r:id="rId13"/>
-      <w:footerReference w:type="first" r:id="rId14"/>
+      <w:headerReference w:type="even" r:id="rId11"/>
+      <w:headerReference w:type="default" r:id="rId12"/>
+      <w:footerReference w:type="even" r:id="rId13"/>
+      <w:footerReference w:type="default" r:id="rId14"/>
+      <w:headerReference w:type="first" r:id="rId15"/>
+      <w:footerReference w:type="first" r:id="rId16"/>
       <w:pgSz w:w="12240" w:h="15840"/>
       <w:pgMar w:top="1440" w:right="1440" w:bottom="1440" w:left="1440" w:header="720" w:footer="720" w:gutter="0"/>
       <w:cols w:space="720"/>
@@ -2743,7 +3045,7 @@
   <w:abstractNum w:abstractNumId="9" w15:restartNumberingAfterBreak="0">
     <w:nsid w:val="22E96ED4"/>
     <w:multiLevelType w:val="hybridMultilevel"/>
-    <w:tmpl w:val="62023A80"/>
+    <w:tmpl w:val="F4B0ACE4"/>
     <w:lvl w:ilvl="0" w:tplc="0409000F">
       <w:start w:val="1"/>
       <w:numFmt w:val="decimal"/>
@@ -5716,6 +6018,92 @@
     </w:lvl>
   </w:abstractNum>
   <w:abstractNum w:abstractNumId="36" w15:restartNumberingAfterBreak="0">
+    <w:nsid w:val="63306F40"/>
+    <w:multiLevelType w:val="hybridMultilevel"/>
+    <w:tmpl w:val="F4B0ACE4"/>
+    <w:lvl w:ilvl="0" w:tplc="FFFFFFFF">
+      <w:start w:val="1"/>
+      <w:numFmt w:val="decimal"/>
+      <w:lvlText w:val="%1."/>
+      <w:lvlJc w:val="left"/>
+      <w:pPr>
+        <w:ind w:left="720" w:hanging="360"/>
+      </w:pPr>
+    </w:lvl>
+    <w:lvl w:ilvl="1" w:tplc="FFFFFFFF" w:tentative="1">
+      <w:start w:val="1"/>
+      <w:numFmt w:val="lowerLetter"/>
+      <w:lvlText w:val="%2."/>
+      <w:lvlJc w:val="left"/>
+      <w:pPr>
+        <w:ind w:left="1440" w:hanging="360"/>
+      </w:pPr>
+    </w:lvl>
+    <w:lvl w:ilvl="2" w:tplc="FFFFFFFF" w:tentative="1">
+      <w:start w:val="1"/>
+      <w:numFmt w:val="lowerRoman"/>
+      <w:lvlText w:val="%3."/>
+      <w:lvlJc w:val="right"/>
+      <w:pPr>
+        <w:ind w:left="2160" w:hanging="180"/>
+      </w:pPr>
+    </w:lvl>
+    <w:lvl w:ilvl="3" w:tplc="FFFFFFFF" w:tentative="1">
+      <w:start w:val="1"/>
+      <w:numFmt w:val="decimal"/>
+      <w:lvlText w:val="%4."/>
+      <w:lvlJc w:val="left"/>
+      <w:pPr>
+        <w:ind w:left="2880" w:hanging="360"/>
+      </w:pPr>
+    </w:lvl>
+    <w:lvl w:ilvl="4" w:tplc="FFFFFFFF" w:tentative="1">
+      <w:start w:val="1"/>
+      <w:numFmt w:val="lowerLetter"/>
+      <w:lvlText w:val="%5."/>
+      <w:lvlJc w:val="left"/>
+      <w:pPr>
+        <w:ind w:left="3600" w:hanging="360"/>
+      </w:pPr>
+    </w:lvl>
+    <w:lvl w:ilvl="5" w:tplc="FFFFFFFF" w:tentative="1">
+      <w:start w:val="1"/>
+      <w:numFmt w:val="lowerRoman"/>
+      <w:lvlText w:val="%6."/>
+      <w:lvlJc w:val="right"/>
+      <w:pPr>
+        <w:ind w:left="4320" w:hanging="180"/>
+      </w:pPr>
+    </w:lvl>
+    <w:lvl w:ilvl="6" w:tplc="FFFFFFFF" w:tentative="1">
+      <w:start w:val="1"/>
+      <w:numFmt w:val="decimal"/>
+      <w:lvlText w:val="%7."/>
+      <w:lvlJc w:val="left"/>
+      <w:pPr>
+        <w:ind w:left="5040" w:hanging="360"/>
+      </w:pPr>
+    </w:lvl>
+    <w:lvl w:ilvl="7" w:tplc="FFFFFFFF" w:tentative="1">
+      <w:start w:val="1"/>
+      <w:numFmt w:val="lowerLetter"/>
+      <w:lvlText w:val="%8."/>
+      <w:lvlJc w:val="left"/>
+      <w:pPr>
+        <w:ind w:left="5760" w:hanging="360"/>
+      </w:pPr>
+    </w:lvl>
+    <w:lvl w:ilvl="8" w:tplc="FFFFFFFF" w:tentative="1">
+      <w:start w:val="1"/>
+      <w:numFmt w:val="lowerRoman"/>
+      <w:lvlText w:val="%9."/>
+      <w:lvlJc w:val="right"/>
+      <w:pPr>
+        <w:ind w:left="6480" w:hanging="180"/>
+      </w:pPr>
+    </w:lvl>
+  </w:abstractNum>
+  <w:abstractNum w:abstractNumId="37" w15:restartNumberingAfterBreak="0">
     <w:nsid w:val="6CB47B90"/>
     <w:multiLevelType w:val="multilevel"/>
     <w:tmpl w:val="0409001D"/>
@@ -5828,7 +6216,7 @@
       </w:pPr>
     </w:lvl>
   </w:abstractNum>
-  <w:abstractNum w:abstractNumId="37" w15:restartNumberingAfterBreak="0">
+  <w:abstractNum w:abstractNumId="38" w15:restartNumberingAfterBreak="0">
     <w:nsid w:val="7134223A"/>
     <w:multiLevelType w:val="multilevel"/>
     <w:tmpl w:val="0409001D"/>
@@ -5941,7 +6329,7 @@
       </w:pPr>
     </w:lvl>
   </w:abstractNum>
-  <w:abstractNum w:abstractNumId="38" w15:restartNumberingAfterBreak="0">
+  <w:abstractNum w:abstractNumId="39" w15:restartNumberingAfterBreak="0">
     <w:nsid w:val="7274121A"/>
     <w:multiLevelType w:val="hybridMultilevel"/>
     <w:tmpl w:val="2424EF8C"/>
@@ -6027,7 +6415,7 @@
       </w:pPr>
     </w:lvl>
   </w:abstractNum>
-  <w:abstractNum w:abstractNumId="39" w15:restartNumberingAfterBreak="0">
+  <w:abstractNum w:abstractNumId="40" w15:restartNumberingAfterBreak="0">
     <w:nsid w:val="73B40823"/>
     <w:multiLevelType w:val="multilevel"/>
     <w:tmpl w:val="0409001D"/>
@@ -6140,7 +6528,7 @@
       </w:pPr>
     </w:lvl>
   </w:abstractNum>
-  <w:abstractNum w:abstractNumId="40" w15:restartNumberingAfterBreak="0">
+  <w:abstractNum w:abstractNumId="41" w15:restartNumberingAfterBreak="0">
     <w:nsid w:val="73C176BD"/>
     <w:multiLevelType w:val="multilevel"/>
     <w:tmpl w:val="0409001D"/>
@@ -6253,7 +6641,7 @@
       </w:pPr>
     </w:lvl>
   </w:abstractNum>
-  <w:abstractNum w:abstractNumId="41" w15:restartNumberingAfterBreak="0">
+  <w:abstractNum w:abstractNumId="42" w15:restartNumberingAfterBreak="0">
     <w:nsid w:val="7419358F"/>
     <w:multiLevelType w:val="multilevel"/>
     <w:tmpl w:val="0409001D"/>
@@ -6366,7 +6754,7 @@
       </w:pPr>
     </w:lvl>
   </w:abstractNum>
-  <w:abstractNum w:abstractNumId="42" w15:restartNumberingAfterBreak="0">
+  <w:abstractNum w:abstractNumId="43" w15:restartNumberingAfterBreak="0">
     <w:nsid w:val="76A26C8E"/>
     <w:multiLevelType w:val="multilevel"/>
     <w:tmpl w:val="0409001D"/>
@@ -6479,7 +6867,7 @@
       </w:pPr>
     </w:lvl>
   </w:abstractNum>
-  <w:abstractNum w:abstractNumId="43" w15:restartNumberingAfterBreak="0">
+  <w:abstractNum w:abstractNumId="44" w15:restartNumberingAfterBreak="0">
     <w:nsid w:val="775B37E6"/>
     <w:multiLevelType w:val="multilevel"/>
     <w:tmpl w:val="0409001D"/>
@@ -6595,7 +6983,7 @@
       </w:pPr>
     </w:lvl>
   </w:abstractNum>
-  <w:abstractNum w:abstractNumId="44" w15:restartNumberingAfterBreak="0">
+  <w:abstractNum w:abstractNumId="45" w15:restartNumberingAfterBreak="0">
     <w:nsid w:val="7B054AF1"/>
     <w:multiLevelType w:val="multilevel"/>
     <w:tmpl w:val="0409001D"/>
@@ -6708,7 +7096,7 @@
       </w:pPr>
     </w:lvl>
   </w:abstractNum>
-  <w:abstractNum w:abstractNumId="45" w15:restartNumberingAfterBreak="0">
+  <w:abstractNum w:abstractNumId="46" w15:restartNumberingAfterBreak="0">
     <w:nsid w:val="7BD20891"/>
     <w:multiLevelType w:val="multilevel"/>
     <w:tmpl w:val="0409001D"/>
@@ -6821,7 +7209,7 @@
       </w:pPr>
     </w:lvl>
   </w:abstractNum>
-  <w:abstractNum w:abstractNumId="46" w15:restartNumberingAfterBreak="0">
+  <w:abstractNum w:abstractNumId="47" w15:restartNumberingAfterBreak="0">
     <w:nsid w:val="7E624256"/>
     <w:multiLevelType w:val="multilevel"/>
     <w:tmpl w:val="0409001D"/>
@@ -6934,7 +7322,7 @@
       </w:pPr>
     </w:lvl>
   </w:abstractNum>
-  <w:abstractNum w:abstractNumId="47" w15:restartNumberingAfterBreak="0">
+  <w:abstractNum w:abstractNumId="48" w15:restartNumberingAfterBreak="0">
     <w:nsid w:val="7ED57643"/>
     <w:multiLevelType w:val="multilevel"/>
     <w:tmpl w:val="0409001D"/>
@@ -7047,7 +7435,7 @@
       </w:pPr>
     </w:lvl>
   </w:abstractNum>
-  <w:abstractNum w:abstractNumId="48" w15:restartNumberingAfterBreak="0">
+  <w:abstractNum w:abstractNumId="49" w15:restartNumberingAfterBreak="0">
     <w:nsid w:val="7F0F27EC"/>
     <w:multiLevelType w:val="hybridMultilevel"/>
     <w:tmpl w:val="C830748C"/>
@@ -7182,13 +7570,13 @@
     <w:abstractNumId w:val="22"/>
   </w:num>
   <w:num w:numId="8" w16cid:durableId="474838481">
-    <w:abstractNumId w:val="48"/>
+    <w:abstractNumId w:val="49"/>
   </w:num>
   <w:num w:numId="9" w16cid:durableId="142936821">
     <w:abstractNumId w:val="14"/>
   </w:num>
   <w:num w:numId="10" w16cid:durableId="1153253250">
-    <w:abstractNumId w:val="43"/>
+    <w:abstractNumId w:val="44"/>
   </w:num>
   <w:num w:numId="11" w16cid:durableId="1128277873">
     <w:abstractNumId w:val="15"/>
@@ -7203,16 +7591,16 @@
     <w:abstractNumId w:val="12"/>
   </w:num>
   <w:num w:numId="15" w16cid:durableId="600575779">
-    <w:abstractNumId w:val="36"/>
+    <w:abstractNumId w:val="37"/>
   </w:num>
   <w:num w:numId="16" w16cid:durableId="28800674">
     <w:abstractNumId w:val="1"/>
   </w:num>
   <w:num w:numId="17" w16cid:durableId="1985699411">
-    <w:abstractNumId w:val="37"/>
+    <w:abstractNumId w:val="38"/>
   </w:num>
   <w:num w:numId="18" w16cid:durableId="718944703">
-    <w:abstractNumId w:val="41"/>
+    <w:abstractNumId w:val="42"/>
   </w:num>
   <w:num w:numId="19" w16cid:durableId="1556311144">
     <w:abstractNumId w:val="34"/>
@@ -7221,7 +7609,7 @@
     <w:abstractNumId w:val="30"/>
   </w:num>
   <w:num w:numId="21" w16cid:durableId="180976343">
-    <w:abstractNumId w:val="47"/>
+    <w:abstractNumId w:val="48"/>
   </w:num>
   <w:num w:numId="22" w16cid:durableId="520359434">
     <w:abstractNumId w:val="18"/>
@@ -7236,22 +7624,22 @@
     <w:abstractNumId w:val="19"/>
   </w:num>
   <w:num w:numId="26" w16cid:durableId="208302391">
-    <w:abstractNumId w:val="40"/>
+    <w:abstractNumId w:val="41"/>
   </w:num>
   <w:num w:numId="27" w16cid:durableId="2043048515">
-    <w:abstractNumId w:val="44"/>
+    <w:abstractNumId w:val="45"/>
   </w:num>
   <w:num w:numId="28" w16cid:durableId="245961710">
     <w:abstractNumId w:val="10"/>
   </w:num>
   <w:num w:numId="29" w16cid:durableId="1895652057">
-    <w:abstractNumId w:val="46"/>
+    <w:abstractNumId w:val="47"/>
   </w:num>
   <w:num w:numId="30" w16cid:durableId="1409032695">
     <w:abstractNumId w:val="7"/>
   </w:num>
   <w:num w:numId="31" w16cid:durableId="1157957531">
-    <w:abstractNumId w:val="45"/>
+    <w:abstractNumId w:val="46"/>
   </w:num>
   <w:num w:numId="32" w16cid:durableId="1932003438">
     <w:abstractNumId w:val="26"/>
@@ -7272,7 +7660,7 @@
     <w:abstractNumId w:val="3"/>
   </w:num>
   <w:num w:numId="38" w16cid:durableId="353387667">
-    <w:abstractNumId w:val="42"/>
+    <w:abstractNumId w:val="43"/>
   </w:num>
   <w:num w:numId="39" w16cid:durableId="865948255">
     <w:abstractNumId w:val="23"/>
@@ -7290,7 +7678,7 @@
     <w:abstractNumId w:val="32"/>
   </w:num>
   <w:num w:numId="44" w16cid:durableId="1282881159">
-    <w:abstractNumId w:val="39"/>
+    <w:abstractNumId w:val="40"/>
   </w:num>
   <w:num w:numId="45" w16cid:durableId="1792674728">
     <w:abstractNumId w:val="5"/>
@@ -7305,7 +7693,10 @@
     <w:abstractNumId w:val="16"/>
   </w:num>
   <w:num w:numId="49" w16cid:durableId="1123159586">
-    <w:abstractNumId w:val="38"/>
+    <w:abstractNumId w:val="39"/>
+  </w:num>
+  <w:num w:numId="50" w16cid:durableId="651183537">
+    <w:abstractNumId w:val="36"/>
   </w:num>
   <w:numIdMacAtCleanup w:val="6"/>
 </w:numbering>
@@ -7709,7 +8100,7 @@
   <w:style w:type="paragraph" w:default="1" w:styleId="Normal">
     <w:name w:val="Normal"/>
     <w:qFormat/>
-    <w:rsid w:val="00996B77"/>
+    <w:rsid w:val="00E4659E"/>
     <w:pPr>
       <w:spacing w:before="160" w:after="80" w:line="336" w:lineRule="auto"/>
     </w:pPr>
@@ -7725,7 +8116,7 @@
     <w:next w:val="Normal"/>
     <w:link w:val="Heading1Char"/>
     <w:qFormat/>
-    <w:rsid w:val="00996B77"/>
+    <w:rsid w:val="00E4659E"/>
     <w:pPr>
       <w:keepNext/>
       <w:spacing w:before="400" w:after="200" w:line="240" w:lineRule="auto"/>
@@ -7745,7 +8136,7 @@
     <w:next w:val="Normal"/>
     <w:link w:val="Heading2Char"/>
     <w:qFormat/>
-    <w:rsid w:val="00996B77"/>
+    <w:rsid w:val="00E4659E"/>
     <w:pPr>
       <w:keepNext/>
       <w:pBdr>
@@ -7769,7 +8160,7 @@
     <w:next w:val="Normal"/>
     <w:link w:val="Heading3Char"/>
     <w:qFormat/>
-    <w:rsid w:val="00996B77"/>
+    <w:rsid w:val="00E4659E"/>
     <w:pPr>
       <w:keepNext/>
       <w:autoSpaceDE w:val="0"/>
@@ -7790,7 +8181,7 @@
     <w:uiPriority w:val="1"/>
     <w:semiHidden/>
     <w:unhideWhenUsed/>
-    <w:rsid w:val="00996B77"/>
+    <w:rsid w:val="00E4659E"/>
   </w:style>
   <w:style w:type="table" w:default="1" w:styleId="TableNormal">
     <w:name w:val="Normal Table"/>
@@ -7812,7 +8203,7 @@
     <w:uiPriority w:val="99"/>
     <w:semiHidden/>
     <w:unhideWhenUsed/>
-    <w:rsid w:val="00996B77"/>
+    <w:rsid w:val="00E4659E"/>
   </w:style>
   <w:style w:type="character" w:customStyle="1" w:styleId="Heading3Char">
     <w:name w:val="Heading 3 Char"/>
@@ -7897,7 +8288,7 @@
     <w:name w:val="footer"/>
     <w:basedOn w:val="Normal"/>
     <w:link w:val="FooterChar"/>
-    <w:rsid w:val="00996B77"/>
+    <w:rsid w:val="00E4659E"/>
     <w:pPr>
       <w:pBdr>
         <w:top w:val="single" w:sz="4" w:space="1" w:color="auto"/>
@@ -7927,7 +8318,7 @@
     <w:name w:val="header"/>
     <w:basedOn w:val="Normal"/>
     <w:link w:val="HeaderChar"/>
-    <w:rsid w:val="00996B77"/>
+    <w:rsid w:val="00E4659E"/>
     <w:pPr>
       <w:tabs>
         <w:tab w:val="left" w:pos="5040"/>
@@ -7952,7 +8343,7 @@
   <w:style w:type="paragraph" w:customStyle="1" w:styleId="Outlinenumbering">
     <w:name w:val="Outline numbering"/>
     <w:basedOn w:val="Normal"/>
-    <w:rsid w:val="00996B77"/>
+    <w:rsid w:val="00E4659E"/>
     <w:pPr>
       <w:numPr>
         <w:numId w:val="1"/>
@@ -7970,7 +8361,7 @@
   <w:style w:type="paragraph" w:customStyle="1" w:styleId="NumberedHeading2">
     <w:name w:val="Numbered Heading 2"/>
     <w:basedOn w:val="Normal"/>
-    <w:rsid w:val="00996B77"/>
+    <w:rsid w:val="00E4659E"/>
     <w:pPr>
       <w:numPr>
         <w:numId w:val="2"/>
@@ -7980,12 +8371,12 @@
   <w:style w:type="character" w:styleId="PageNumber">
     <w:name w:val="page number"/>
     <w:basedOn w:val="DefaultParagraphFont"/>
-    <w:rsid w:val="00996B77"/>
+    <w:rsid w:val="00E4659E"/>
   </w:style>
   <w:style w:type="character" w:styleId="Hyperlink">
     <w:name w:val="Hyperlink"/>
     <w:uiPriority w:val="99"/>
-    <w:rsid w:val="00996B77"/>
+    <w:rsid w:val="00E4659E"/>
     <w:rPr>
       <w:color w:val="0000FF"/>
       <w:u w:val="single"/>
@@ -7993,7 +8384,7 @@
   </w:style>
   <w:style w:type="character" w:styleId="FollowedHyperlink">
     <w:name w:val="FollowedHyperlink"/>
-    <w:rsid w:val="00996B77"/>
+    <w:rsid w:val="00E4659E"/>
     <w:rPr>
       <w:color w:val="800080"/>
       <w:u w:val="single"/>
@@ -8004,7 +8395,7 @@
     <w:basedOn w:val="Normal"/>
     <w:uiPriority w:val="34"/>
     <w:qFormat/>
-    <w:rsid w:val="00996B77"/>
+    <w:rsid w:val="00E4659E"/>
     <w:pPr>
       <w:ind w:left="720"/>
     </w:pPr>
@@ -8016,7 +8407,7 @@
     <w:uiPriority w:val="39"/>
     <w:unhideWhenUsed/>
     <w:qFormat/>
-    <w:rsid w:val="00996B77"/>
+    <w:rsid w:val="00E4659E"/>
     <w:pPr>
       <w:keepLines/>
       <w:spacing w:after="0" w:line="259" w:lineRule="auto"/>
@@ -8033,7 +8424,7 @@
     <w:name w:val="Code"/>
     <w:basedOn w:val="Normal"/>
     <w:qFormat/>
-    <w:rsid w:val="00996B77"/>
+    <w:rsid w:val="00E4659E"/>
     <w:pPr>
       <w:spacing w:before="80" w:line="240" w:lineRule="auto"/>
     </w:pPr>
@@ -8048,7 +8439,7 @@
     <w:autoRedefine/>
     <w:uiPriority w:val="39"/>
     <w:unhideWhenUsed/>
-    <w:rsid w:val="00996B77"/>
+    <w:rsid w:val="00E4659E"/>
     <w:pPr>
       <w:spacing w:after="100" w:line="240" w:lineRule="auto"/>
     </w:pPr>
@@ -8060,7 +8451,7 @@
     <w:autoRedefine/>
     <w:uiPriority w:val="39"/>
     <w:unhideWhenUsed/>
-    <w:rsid w:val="00996B77"/>
+    <w:rsid w:val="00E4659E"/>
     <w:pPr>
       <w:spacing w:after="100" w:line="240" w:lineRule="auto"/>
       <w:ind w:left="202"/>
@@ -8074,7 +8465,7 @@
     <w:uiPriority w:val="39"/>
     <w:semiHidden/>
     <w:unhideWhenUsed/>
-    <w:rsid w:val="00996B77"/>
+    <w:rsid w:val="00E4659E"/>
     <w:pPr>
       <w:spacing w:after="100" w:line="240" w:lineRule="auto"/>
       <w:ind w:left="403"/>
@@ -8403,6 +8794,7 @@
     <w:rsid w:val="004C17B1"/>
     <w:rsid w:val="005A103D"/>
     <w:rsid w:val="00986F8B"/>
+    <w:rsid w:val="00A02922"/>
     <w:rsid w:val="00BF4911"/>
     <w:rsid w:val="00EE622E"/>
     <w:rsid w:val="00F32149"/>
@@ -8878,14 +9270,6 @@
     <w:name w:val="43B525C3A1764F6DAACF4A2F816C738A"/>
     <w:rsid w:val="00EE622E"/>
   </w:style>
-  <w:style w:type="paragraph" w:customStyle="1" w:styleId="DA9E43D1CB57462F9E3382C125F28079">
-    <w:name w:val="DA9E43D1CB57462F9E3382C125F28079"/>
-    <w:rsid w:val="00EE622E"/>
-  </w:style>
-  <w:style w:type="paragraph" w:customStyle="1" w:styleId="09159CA00C7F475FBDD326C64E60CE06">
-    <w:name w:val="09159CA00C7F475FBDD326C64E60CE06"/>
-    <w:rsid w:val="00EE622E"/>
-  </w:style>
 </w:styles>
 </file>
 
